--- a/Разбор и подсказки.docx
+++ b/Разбор и подсказки.docx
@@ -1,6 +1,6 @@
 
 <file path=word/document.xml><?xml version="1.0" encoding="utf-8"?>
-<w:document xmlns:wpc="http://schemas.microsoft.com/office/word/2010/wordprocessingCanvas" xmlns:cx="http://schemas.microsoft.com/office/drawing/2014/chartex" xmlns:cx1="http://schemas.microsoft.com/office/drawing/2015/9/8/chartex" xmlns:cx2="http://schemas.microsoft.com/office/drawing/2015/10/21/chartex" xmlns:cx3="http://schemas.microsoft.com/office/drawing/2016/5/9/chartex" xmlns:cx4="http://schemas.microsoft.com/office/drawing/2016/5/10/chartex" xmlns:cx5="http://schemas.microsoft.com/office/drawing/2016/5/11/chartex" xmlns:cx6="http://schemas.microsoft.com/office/drawing/2016/5/12/chartex" xmlns:cx7="http://schemas.microsoft.com/office/drawing/2016/5/13/chartex" xmlns:cx8="http://schemas.microsoft.com/office/drawing/2016/5/14/chartex" xmlns:mc="http://schemas.openxmlformats.org/markup-compatibility/2006" xmlns:aink="http://schemas.microsoft.com/office/drawing/2016/ink" xmlns:am3d="http://schemas.microsoft.com/office/drawing/2017/model3d" xmlns:o="urn:schemas-microsoft-com:office:office" xmlns:r="http://schemas.openxmlformats.org/officeDocument/2006/relationships" xmlns:m="http://schemas.openxmlformats.org/officeDocument/2006/math" xmlns:v="urn:schemas-microsoft-com:vml" xmlns:wp14="http://schemas.microsoft.com/office/word/2010/wordprocessingDrawing" xmlns:wp="http://schemas.openxmlformats.org/drawingml/2006/wordprocessingDrawing" xmlns:w10="urn:schemas-microsoft-com:office:word" xmlns:w="http://schemas.openxmlformats.org/wordprocessingml/2006/main" xmlns:w14="http://schemas.microsoft.com/office/word/2010/wordml" xmlns:w15="http://schemas.microsoft.com/office/word/2012/wordml" xmlns:w16cex="http://schemas.microsoft.com/office/word/2018/wordml/cex" xmlns:w16cid="http://schemas.microsoft.com/office/word/2016/wordml/cid" xmlns:w16="http://schemas.microsoft.com/office/word/2018/wordml" xmlns:w16sdtdh="http://schemas.microsoft.com/office/word/2020/wordml/sdtdatahash" xmlns:w16se="http://schemas.microsoft.com/office/word/2015/wordml/symex" xmlns:wpg="http://schemas.microsoft.com/office/word/2010/wordprocessingGroup" xmlns:wpi="http://schemas.microsoft.com/office/word/2010/wordprocessingInk" xmlns:wne="http://schemas.microsoft.com/office/word/2006/wordml" xmlns:wps="http://schemas.microsoft.com/office/word/2010/wordprocessingShape" mc:Ignorable="w14 w15 w16se w16cid w16 w16cex w16sdtdh wp14">
+<w:document xmlns:wpc="http://schemas.microsoft.com/office/word/2010/wordprocessingCanvas" xmlns:cx="http://schemas.microsoft.com/office/drawing/2014/chartex" xmlns:mc="http://schemas.openxmlformats.org/markup-compatibility/2006" xmlns:o="urn:schemas-microsoft-com:office:office" xmlns:r="http://schemas.openxmlformats.org/officeDocument/2006/relationships" xmlns:m="http://schemas.openxmlformats.org/officeDocument/2006/math" xmlns:v="urn:schemas-microsoft-com:vml" xmlns:wp14="http://schemas.microsoft.com/office/word/2010/wordprocessingDrawing" xmlns:wp="http://schemas.openxmlformats.org/drawingml/2006/wordprocessingDrawing" xmlns:w10="urn:schemas-microsoft-com:office:word" xmlns:w="http://schemas.openxmlformats.org/wordprocessingml/2006/main" xmlns:w14="http://schemas.microsoft.com/office/word/2010/wordml" xmlns:w15="http://schemas.microsoft.com/office/word/2012/wordml" xmlns:w16se="http://schemas.microsoft.com/office/word/2015/wordml/symex" xmlns:wpg="http://schemas.microsoft.com/office/word/2010/wordprocessingGroup" xmlns:wpi="http://schemas.microsoft.com/office/word/2010/wordprocessingInk" xmlns:wne="http://schemas.microsoft.com/office/word/2006/wordml" xmlns:wps="http://schemas.microsoft.com/office/word/2010/wordprocessingShape" mc:Ignorable="w14 w15 w16se wp14">
   <w:body>
     <w:p>
       <w:pPr>
@@ -41,59 +41,10 @@
           <w:szCs w:val="35"/>
           <w:lang w:eastAsia="ru-RU"/>
         </w:rPr>
-        <w:t>, криптография и криптоанализ</w:t>
-      </w:r>
-    </w:p>
-    <w:p>
-      <w:pPr>
-        <w:shd w:val="clear" w:color="auto" w:fill="FFFFFF"/>
-        <w:spacing w:before="270" w:after="270" w:line="240" w:lineRule="auto"/>
-        <w:rPr>
-          <w:rFonts w:ascii="Arial" w:eastAsia="Times New Roman" w:hAnsi="Arial" w:cs="Arial"/>
-          <w:color w:val="151F33"/>
-          <w:sz w:val="27"/>
-          <w:szCs w:val="27"/>
-          <w:lang w:eastAsia="ru-RU"/>
-        </w:rPr>
-      </w:pPr>
-      <w:r>
-        <w:rPr>
-          <w:rFonts w:ascii="Arial" w:eastAsia="Times New Roman" w:hAnsi="Arial" w:cs="Arial"/>
-          <w:color w:val="151F33"/>
-          <w:sz w:val="27"/>
-          <w:szCs w:val="27"/>
-          <w:lang w:eastAsia="ru-RU"/>
-        </w:rPr>
-        <w:t xml:space="preserve">Приступим к разбору теории, которая понадобится тебе при написании итогового проекта. Давай узнаем больше о </w:t>
+        <w:t xml:space="preserve">, криптография и </w:t>
       </w:r>
       <w:proofErr w:type="spellStart"/>
       <w:r>
-        <w:rPr>
-          <w:rFonts w:ascii="Arial" w:eastAsia="Times New Roman" w:hAnsi="Arial" w:cs="Arial"/>
-          <w:color w:val="151F33"/>
-          <w:sz w:val="27"/>
-          <w:szCs w:val="27"/>
-          <w:lang w:eastAsia="ru-RU"/>
-        </w:rPr>
-        <w:t>криптологии</w:t>
-      </w:r>
-      <w:proofErr w:type="spellEnd"/>
-      <w:r>
-        <w:rPr>
-          <w:rFonts w:ascii="Arial" w:eastAsia="Times New Roman" w:hAnsi="Arial" w:cs="Arial"/>
-          <w:color w:val="151F33"/>
-          <w:sz w:val="27"/>
-          <w:szCs w:val="27"/>
-          <w:lang w:eastAsia="ru-RU"/>
-        </w:rPr>
-        <w:t xml:space="preserve"> и ее составляющих. А заодно — больше о шифре, который ты будешь использовать при написании итогового практического проекта.</w:t>
-      </w:r>
-    </w:p>
-    <w:p>
-      <w:pPr>
-        <w:shd w:val="clear" w:color="auto" w:fill="FFFFFF"/>
-        <w:spacing w:before="360" w:after="180" w:line="240" w:lineRule="auto"/>
-        <w:outlineLvl w:val="1"/>
         <w:rPr>
           <w:rFonts w:ascii="Arial" w:eastAsia="Times New Roman" w:hAnsi="Arial" w:cs="Arial"/>
           <w:b/>
@@ -103,8 +54,60 @@
           <w:szCs w:val="35"/>
           <w:lang w:eastAsia="ru-RU"/>
         </w:rPr>
-      </w:pPr>
-      <w:r>
+        <w:t>криптоанализ</w:t>
+      </w:r>
+      <w:proofErr w:type="spellEnd"/>
+    </w:p>
+    <w:p>
+      <w:pPr>
+        <w:shd w:val="clear" w:color="auto" w:fill="FFFFFF"/>
+        <w:spacing w:before="270" w:after="270" w:line="240" w:lineRule="auto"/>
+        <w:rPr>
+          <w:rFonts w:ascii="Arial" w:eastAsia="Times New Roman" w:hAnsi="Arial" w:cs="Arial"/>
+          <w:color w:val="151F33"/>
+          <w:sz w:val="27"/>
+          <w:szCs w:val="27"/>
+          <w:lang w:eastAsia="ru-RU"/>
+        </w:rPr>
+      </w:pPr>
+      <w:r>
+        <w:rPr>
+          <w:rFonts w:ascii="Arial" w:eastAsia="Times New Roman" w:hAnsi="Arial" w:cs="Arial"/>
+          <w:color w:val="151F33"/>
+          <w:sz w:val="27"/>
+          <w:szCs w:val="27"/>
+          <w:lang w:eastAsia="ru-RU"/>
+        </w:rPr>
+        <w:t xml:space="preserve">Приступим к разбору теории, которая понадобится тебе при написании итогового проекта. Давай узнаем больше о </w:t>
+      </w:r>
+      <w:proofErr w:type="spellStart"/>
+      <w:r>
+        <w:rPr>
+          <w:rFonts w:ascii="Arial" w:eastAsia="Times New Roman" w:hAnsi="Arial" w:cs="Arial"/>
+          <w:color w:val="151F33"/>
+          <w:sz w:val="27"/>
+          <w:szCs w:val="27"/>
+          <w:lang w:eastAsia="ru-RU"/>
+        </w:rPr>
+        <w:t>криптологии</w:t>
+      </w:r>
+      <w:proofErr w:type="spellEnd"/>
+      <w:r>
+        <w:rPr>
+          <w:rFonts w:ascii="Arial" w:eastAsia="Times New Roman" w:hAnsi="Arial" w:cs="Arial"/>
+          <w:color w:val="151F33"/>
+          <w:sz w:val="27"/>
+          <w:szCs w:val="27"/>
+          <w:lang w:eastAsia="ru-RU"/>
+        </w:rPr>
+        <w:t xml:space="preserve"> и ее составляющих. А заодно — больше о шифре, который ты будешь использовать при написании итогового практического проекта.</w:t>
+      </w:r>
+    </w:p>
+    <w:p>
+      <w:pPr>
+        <w:shd w:val="clear" w:color="auto" w:fill="FFFFFF"/>
+        <w:spacing w:before="360" w:after="180" w:line="240" w:lineRule="auto"/>
+        <w:outlineLvl w:val="1"/>
         <w:rPr>
           <w:rFonts w:ascii="Arial" w:eastAsia="Times New Roman" w:hAnsi="Arial" w:cs="Arial"/>
           <w:b/>
@@ -114,6 +117,17 @@
           <w:szCs w:val="35"/>
           <w:lang w:eastAsia="ru-RU"/>
         </w:rPr>
+      </w:pPr>
+      <w:r>
+        <w:rPr>
+          <w:rFonts w:ascii="Arial" w:eastAsia="Times New Roman" w:hAnsi="Arial" w:cs="Arial"/>
+          <w:b/>
+          <w:bCs/>
+          <w:color w:val="151F33"/>
+          <w:sz w:val="35"/>
+          <w:szCs w:val="35"/>
+          <w:lang w:eastAsia="ru-RU"/>
+        </w:rPr>
         <w:t>Задача: написать программу, которая работает с шифром Цезаря.</w:t>
       </w:r>
     </w:p>
@@ -211,6 +225,10 @@
     </w:p>
     <w:p>
       <w:r>
+        <w:rPr>
+          <w:noProof/>
+          <w:lang w:eastAsia="ru-RU"/>
+        </w:rPr>
         <w:drawing>
           <wp:inline distT="0" distB="0" distL="0" distR="0" wp14:anchorId="3B8F03A6" wp14:editId="297B6E3E">
             <wp:extent cx="4874149" cy="4874149"/>
@@ -290,7 +308,27 @@
           <w:sz w:val="27"/>
           <w:szCs w:val="27"/>
         </w:rPr>
-        <w:t>Для шифрования мы буквы из внешнего круга заменяем на стоящие рядом с ними буквы из нижнего круга. Например, если круги смещены как на картинке, А заменяем на С, а R — на T. А чтобы расшифровать все делаем наоборот: буквы из внутреннего круга заменяем на буквы из внешнего; то есть, С обратно на А, и Т обратно на R.</w:t>
+        <w:t xml:space="preserve">Для шифрования мы буквы из внешнего круга заменяем на стоящие рядом с ними буквы из нижнего круга. Например, если круги смещены как на картинке, </w:t>
+      </w:r>
+      <w:proofErr w:type="gramStart"/>
+      <w:r>
+        <w:rPr>
+          <w:rFonts w:ascii="Arial" w:hAnsi="Arial" w:cs="Arial"/>
+          <w:color w:val="151F33"/>
+          <w:sz w:val="27"/>
+          <w:szCs w:val="27"/>
+        </w:rPr>
+        <w:t>А</w:t>
+      </w:r>
+      <w:proofErr w:type="gramEnd"/>
+      <w:r>
+        <w:rPr>
+          <w:rFonts w:ascii="Arial" w:hAnsi="Arial" w:cs="Arial"/>
+          <w:color w:val="151F33"/>
+          <w:sz w:val="27"/>
+          <w:szCs w:val="27"/>
+        </w:rPr>
+        <w:t xml:space="preserve"> заменяем на С, а R — на T. А чтобы расшифровать все делаем наоборот: буквы из внутреннего круга заменяем на буквы из внешнего; то есть, С обратно на А, и Т обратно на R.</w:t>
       </w:r>
     </w:p>
     <w:p>
@@ -332,7 +370,27 @@
           <w:sz w:val="27"/>
           <w:szCs w:val="27"/>
         </w:rPr>
-        <w:t>. На картинке игрушки видно что А стала С, а В стала D, значит внутренний круг смещен на 2 позиции. Заметь, Y стала А (и не улетела в космос). Когда они договорились сместить круги на 2 позиции и Бобик передал Алисе надпись NGVU RNCA NGIQ, Алиса сразу все поняла и пошла доставать коробку с Lego.</w:t>
+        <w:t xml:space="preserve">. На картинке игрушки </w:t>
+      </w:r>
+      <w:proofErr w:type="gramStart"/>
+      <w:r>
+        <w:rPr>
+          <w:rFonts w:ascii="Arial" w:hAnsi="Arial" w:cs="Arial"/>
+          <w:color w:val="151F33"/>
+          <w:sz w:val="27"/>
+          <w:szCs w:val="27"/>
+        </w:rPr>
+        <w:t>видно</w:t>
+      </w:r>
+      <w:proofErr w:type="gramEnd"/>
+      <w:r>
+        <w:rPr>
+          <w:rFonts w:ascii="Arial" w:hAnsi="Arial" w:cs="Arial"/>
+          <w:color w:val="151F33"/>
+          <w:sz w:val="27"/>
+          <w:szCs w:val="27"/>
+        </w:rPr>
+        <w:t xml:space="preserve"> что А стала С, а В стала D, значит внутренний круг смещен на 2 позиции. Заметь, Y стала А (и не улетела в космос). Когда они договорились сместить круги на 2 позиции и Бобик передал Алисе надпись NGVU RNCA NGIQ, Алиса сразу все поняла и пошла доставать коробку с Lego.</w:t>
       </w:r>
     </w:p>
     <w:p>
@@ -354,7 +412,47 @@
           <w:sz w:val="27"/>
           <w:szCs w:val="27"/>
         </w:rPr>
-        <w:t>Так как в английском алфавите только 26 букв, можно сместить круги на 1,2,...,25 позиций. Если мы сместим на 26 (или 0) позиций то буквы на окружностях совпадут.</w:t>
+        <w:t xml:space="preserve">Так как в английском алфавите только 26 букв, можно сместить круги на </w:t>
+      </w:r>
+      <w:proofErr w:type="gramStart"/>
+      <w:r>
+        <w:rPr>
+          <w:rFonts w:ascii="Arial" w:hAnsi="Arial" w:cs="Arial"/>
+          <w:color w:val="151F33"/>
+          <w:sz w:val="27"/>
+          <w:szCs w:val="27"/>
+        </w:rPr>
+        <w:t>1,2,...</w:t>
+      </w:r>
+      <w:proofErr w:type="gramEnd"/>
+      <w:r>
+        <w:rPr>
+          <w:rFonts w:ascii="Arial" w:hAnsi="Arial" w:cs="Arial"/>
+          <w:color w:val="151F33"/>
+          <w:sz w:val="27"/>
+          <w:szCs w:val="27"/>
+        </w:rPr>
+        <w:t xml:space="preserve">,25 позиций. Если мы сместим на 26 (или 0) </w:t>
+      </w:r>
+      <w:proofErr w:type="gramStart"/>
+      <w:r>
+        <w:rPr>
+          <w:rFonts w:ascii="Arial" w:hAnsi="Arial" w:cs="Arial"/>
+          <w:color w:val="151F33"/>
+          <w:sz w:val="27"/>
+          <w:szCs w:val="27"/>
+        </w:rPr>
+        <w:t>позиций</w:t>
+      </w:r>
+      <w:proofErr w:type="gramEnd"/>
+      <w:r>
+        <w:rPr>
+          <w:rFonts w:ascii="Arial" w:hAnsi="Arial" w:cs="Arial"/>
+          <w:color w:val="151F33"/>
+          <w:sz w:val="27"/>
+          <w:szCs w:val="27"/>
+        </w:rPr>
+        <w:t xml:space="preserve"> то буквы на окружностях совпадут.</w:t>
       </w:r>
     </w:p>
     <w:p>
@@ -463,7 +561,27 @@
           <w:sz w:val="27"/>
           <w:szCs w:val="27"/>
         </w:rPr>
-        <w:t> — полный набор символов, которые могут попасться в тексте, поддающемся шифровке. В шифре Цезаря важен порядок этих символов. Он может и не быть классическим порядком букв в алфавите, но его должны знать и Бобик (тот кто шифрует) и Алиса (тот кто расшифрует).</w:t>
+        <w:t> — полный набор символов, которые могут попасться в тексте, поддающемся шифровке. В шифре Цезаря важен порядок этих символов. Он может и не быть классическим порядком букв в алфавите, но его должны знать и Бобик (</w:t>
+      </w:r>
+      <w:proofErr w:type="gramStart"/>
+      <w:r>
+        <w:rPr>
+          <w:rFonts w:ascii="Arial" w:hAnsi="Arial" w:cs="Arial"/>
+          <w:color w:val="151F33"/>
+          <w:sz w:val="27"/>
+          <w:szCs w:val="27"/>
+        </w:rPr>
+        <w:t>тот</w:t>
+      </w:r>
+      <w:proofErr w:type="gramEnd"/>
+      <w:r>
+        <w:rPr>
+          <w:rFonts w:ascii="Arial" w:hAnsi="Arial" w:cs="Arial"/>
+          <w:color w:val="151F33"/>
+          <w:sz w:val="27"/>
+          <w:szCs w:val="27"/>
+        </w:rPr>
+        <w:t xml:space="preserve"> кто шифрует) и Алиса (тот кто расшифрует).</w:t>
       </w:r>
     </w:p>
     <w:p>
@@ -485,7 +603,27 @@
           <w:sz w:val="27"/>
           <w:szCs w:val="27"/>
         </w:rPr>
-        <w:t>Криптоанализ статистических данных основан на том, что в каждом языке есть своя статистика использования символов. Например, в этом тексте (пока я его пишу) уже есть 14 слов “и” и 24 слова “в”. Если сохранять пробелы, то легко догадаться, что наиболее частые слова из одной буквы это скорее всего В или К или И. И если использовали шифр Цезаря с классическим порядком букв в алфавите, расшифровать этот текст будет элементарно (попробуем сдвиг для В — нечитабельно — тогда попробуем сдвиг для К, и так далее).</w:t>
+        <w:t xml:space="preserve">Криптоанализ статистических данных основан на том, что в каждом языке есть своя статистика использования символов. Например, в этом тексте (пока я его пишу) уже есть 14 слов “и” и 24 слова “в”. Если сохранять пробелы, то легко догадаться, что наиболее частые слова из одной буквы это скорее всего В или </w:t>
+      </w:r>
+      <w:proofErr w:type="gramStart"/>
+      <w:r>
+        <w:rPr>
+          <w:rFonts w:ascii="Arial" w:hAnsi="Arial" w:cs="Arial"/>
+          <w:color w:val="151F33"/>
+          <w:sz w:val="27"/>
+          <w:szCs w:val="27"/>
+        </w:rPr>
+        <w:t>К</w:t>
+      </w:r>
+      <w:proofErr w:type="gramEnd"/>
+      <w:r>
+        <w:rPr>
+          <w:rFonts w:ascii="Arial" w:hAnsi="Arial" w:cs="Arial"/>
+          <w:color w:val="151F33"/>
+          <w:sz w:val="27"/>
+          <w:szCs w:val="27"/>
+        </w:rPr>
+        <w:t xml:space="preserve"> или И. И если использовали шифр Цезаря с классическим порядком букв в алфавите, расшифровать этот текст будет элементарно (попробуем сдвиг для В — нечитабельно — тогда попробуем сдвиг для К, и так далее).</w:t>
       </w:r>
     </w:p>
     <w:p>
@@ -1440,6 +1578,7 @@
         </w:rPr>
         <w:t xml:space="preserve"> </w:t>
       </w:r>
+      <w:proofErr w:type="gramStart"/>
       <w:r>
         <w:rPr>
           <w:rStyle w:val="token"/>
@@ -1464,6 +1603,7 @@
         </w:rPr>
         <w:t>(</w:t>
       </w:r>
+      <w:proofErr w:type="gramEnd"/>
       <w:r>
         <w:rPr>
           <w:rStyle w:val="token"/>
@@ -1592,6 +1732,7 @@
         </w:rPr>
         <w:t xml:space="preserve"> </w:t>
       </w:r>
+      <w:proofErr w:type="spellStart"/>
       <w:r>
         <w:rPr>
           <w:rStyle w:val="token"/>
@@ -1606,6 +1747,7 @@
         </w:rPr>
         <w:t>int</w:t>
       </w:r>
+      <w:proofErr w:type="spellEnd"/>
       <w:r>
         <w:rPr>
           <w:rStyle w:val="HTML"/>
@@ -1888,6 +2030,7 @@
         </w:rPr>
         <w:t xml:space="preserve"> </w:t>
       </w:r>
+      <w:proofErr w:type="gramStart"/>
       <w:r>
         <w:rPr>
           <w:rStyle w:val="token"/>
@@ -1912,6 +2055,7 @@
         </w:rPr>
         <w:t>(</w:t>
       </w:r>
+      <w:proofErr w:type="gramEnd"/>
       <w:r>
         <w:rPr>
           <w:rStyle w:val="token"/>
@@ -2040,6 +2184,7 @@
         </w:rPr>
         <w:t xml:space="preserve"> </w:t>
       </w:r>
+      <w:proofErr w:type="spellStart"/>
       <w:r>
         <w:rPr>
           <w:rStyle w:val="token"/>
@@ -2054,6 +2199,7 @@
         </w:rPr>
         <w:t>int</w:t>
       </w:r>
+      <w:proofErr w:type="spellEnd"/>
       <w:r>
         <w:rPr>
           <w:rStyle w:val="HTML"/>
@@ -2338,6 +2484,7 @@
         <w:t xml:space="preserve"> </w:t>
       </w:r>
       <w:proofErr w:type="spellStart"/>
+      <w:proofErr w:type="gramStart"/>
       <w:r>
         <w:rPr>
           <w:rStyle w:val="token"/>
@@ -2363,6 +2510,7 @@
         </w:rPr>
         <w:t>(</w:t>
       </w:r>
+      <w:proofErr w:type="gramEnd"/>
       <w:r>
         <w:rPr>
           <w:rStyle w:val="token"/>
@@ -2801,6 +2949,7 @@
         <w:t xml:space="preserve"> </w:t>
       </w:r>
       <w:proofErr w:type="spellStart"/>
+      <w:proofErr w:type="gramStart"/>
       <w:r>
         <w:rPr>
           <w:rStyle w:val="token"/>
@@ -2826,6 +2975,7 @@
         </w:rPr>
         <w:t>(</w:t>
       </w:r>
+      <w:proofErr w:type="gramEnd"/>
       <w:r>
         <w:rPr>
           <w:rStyle w:val="token"/>
@@ -3304,6 +3454,7 @@
         <w:t xml:space="preserve">: </w:t>
       </w:r>
       <w:proofErr w:type="spellStart"/>
+      <w:proofErr w:type="gramStart"/>
       <w:r>
         <w:rPr>
           <w:rStyle w:val="token"/>
@@ -3327,7 +3478,20 @@
           <w:bdr w:val="none" w:sz="0" w:space="0" w:color="auto" w:frame="1"/>
           <w:lang w:val="en-US"/>
         </w:rPr>
-        <w:t xml:space="preserve">(), </w:t>
+        <w:t>(</w:t>
+      </w:r>
+      <w:proofErr w:type="gramEnd"/>
+      <w:r>
+        <w:rPr>
+          <w:rStyle w:val="token"/>
+          <w:rFonts w:ascii="Consolas" w:hAnsi="Consolas"/>
+          <w:color w:val="808080"/>
+          <w:sz w:val="27"/>
+          <w:szCs w:val="27"/>
+          <w:bdr w:val="none" w:sz="0" w:space="0" w:color="auto" w:frame="1"/>
+          <w:lang w:val="en-US"/>
+        </w:rPr>
+        <w:t xml:space="preserve">), </w:t>
       </w:r>
       <w:proofErr w:type="spellStart"/>
       <w:r>
@@ -3579,6 +3743,7 @@
         </w:rPr>
         <w:t>(</w:t>
       </w:r>
+      <w:proofErr w:type="gramStart"/>
       <w:r>
         <w:rPr>
           <w:rStyle w:val="token"/>
@@ -3603,7 +3768,20 @@
           <w:bdr w:val="none" w:sz="0" w:space="0" w:color="auto" w:frame="1"/>
           <w:lang w:val="en-US"/>
         </w:rPr>
-        <w:t>[]</w:t>
+        <w:t>[</w:t>
+      </w:r>
+      <w:proofErr w:type="gramEnd"/>
+      <w:r>
+        <w:rPr>
+          <w:rStyle w:val="token"/>
+          <w:rFonts w:ascii="Consolas" w:hAnsi="Consolas"/>
+          <w:color w:val="000000"/>
+          <w:sz w:val="27"/>
+          <w:szCs w:val="27"/>
+          <w:bdr w:val="none" w:sz="0" w:space="0" w:color="auto" w:frame="1"/>
+          <w:lang w:val="en-US"/>
+        </w:rPr>
+        <w:t>]</w:t>
       </w:r>
       <w:r>
         <w:rPr>
@@ -3780,6 +3958,7 @@
         <w:t xml:space="preserve"> </w:t>
       </w:r>
       <w:proofErr w:type="spellStart"/>
+      <w:proofErr w:type="gramStart"/>
       <w:r>
         <w:rPr>
           <w:rStyle w:val="token"/>
@@ -3805,7 +3984,20 @@
           <w:bdr w:val="none" w:sz="0" w:space="0" w:color="auto" w:frame="1"/>
           <w:lang w:val="en-US"/>
         </w:rPr>
-        <w:t>();</w:t>
+        <w:t>(</w:t>
+      </w:r>
+      <w:proofErr w:type="gramEnd"/>
+      <w:r>
+        <w:rPr>
+          <w:rStyle w:val="token"/>
+          <w:rFonts w:ascii="Consolas" w:hAnsi="Consolas"/>
+          <w:color w:val="000000"/>
+          <w:sz w:val="27"/>
+          <w:szCs w:val="27"/>
+          <w:bdr w:val="none" w:sz="0" w:space="0" w:color="auto" w:frame="1"/>
+          <w:lang w:val="en-US"/>
+        </w:rPr>
+        <w:t>);</w:t>
       </w:r>
     </w:p>
     <w:p>
@@ -4248,6 +4440,7 @@
         <w:t xml:space="preserve">// </w:t>
       </w:r>
       <w:proofErr w:type="spellStart"/>
+      <w:proofErr w:type="gramStart"/>
       <w:r>
         <w:rPr>
           <w:rStyle w:val="token"/>
@@ -4260,6 +4453,7 @@
         <w:t>cipher.encrypt</w:t>
       </w:r>
       <w:proofErr w:type="spellEnd"/>
+      <w:proofErr w:type="gramEnd"/>
       <w:r>
         <w:rPr>
           <w:rStyle w:val="token"/>
@@ -4397,7 +4591,27 @@
           <w:sz w:val="27"/>
           <w:szCs w:val="27"/>
         </w:rPr>
-        <w:t>Но представь, если твоя программа разрастется. Не слишком-то удобно будет все писать в одном классе. Так что если есть время и желание можно эту программу разбить на несколько классов для лучшей организации кода и повышения его читаемости.</w:t>
+        <w:t xml:space="preserve">Но представь, если твоя программа разрастется. Не слишком-то удобно будет все писать в одном классе. Так </w:t>
+      </w:r>
+      <w:proofErr w:type="gramStart"/>
+      <w:r>
+        <w:rPr>
+          <w:rFonts w:ascii="Arial" w:hAnsi="Arial" w:cs="Arial"/>
+          <w:color w:val="151F33"/>
+          <w:sz w:val="27"/>
+          <w:szCs w:val="27"/>
+        </w:rPr>
+        <w:t>что</w:t>
+      </w:r>
+      <w:proofErr w:type="gramEnd"/>
+      <w:r>
+        <w:rPr>
+          <w:rFonts w:ascii="Arial" w:hAnsi="Arial" w:cs="Arial"/>
+          <w:color w:val="151F33"/>
+          <w:sz w:val="27"/>
+          <w:szCs w:val="27"/>
+        </w:rPr>
+        <w:t xml:space="preserve"> если есть время и желание можно эту программу разбить на несколько классов для лучшей организации кода и повышения его читаемости.</w:t>
       </w:r>
     </w:p>
     <w:p>
@@ -4412,6 +4626,7 @@
           <w:szCs w:val="27"/>
         </w:rPr>
       </w:pPr>
+      <w:proofErr w:type="gramStart"/>
       <w:r>
         <w:rPr>
           <w:rFonts w:ascii="Arial" w:hAnsi="Arial" w:cs="Arial"/>
@@ -4419,7 +4634,17 @@
           <w:sz w:val="27"/>
           <w:szCs w:val="27"/>
         </w:rPr>
-        <w:t>Например:</w:t>
+        <w:t>Например</w:t>
+      </w:r>
+      <w:proofErr w:type="gramEnd"/>
+      <w:r>
+        <w:rPr>
+          <w:rFonts w:ascii="Arial" w:hAnsi="Arial" w:cs="Arial"/>
+          <w:color w:val="151F33"/>
+          <w:sz w:val="27"/>
+          <w:szCs w:val="27"/>
+        </w:rPr>
+        <w:t>:</w:t>
       </w:r>
     </w:p>
     <w:p>
@@ -4742,6 +4967,7 @@
         </w:rPr>
         <w:t>(</w:t>
       </w:r>
+      <w:proofErr w:type="gramStart"/>
       <w:r>
         <w:rPr>
           <w:rFonts w:ascii="Consolas" w:eastAsia="Times New Roman" w:hAnsi="Consolas" w:cs="Courier New"/>
@@ -4764,7 +4990,19 @@
           <w:bdr w:val="none" w:sz="0" w:space="0" w:color="auto" w:frame="1"/>
           <w:lang w:val="en-US" w:eastAsia="ru-RU"/>
         </w:rPr>
-        <w:t xml:space="preserve">[] </w:t>
+        <w:t>[</w:t>
+      </w:r>
+      <w:proofErr w:type="gramEnd"/>
+      <w:r>
+        <w:rPr>
+          <w:rFonts w:ascii="Consolas" w:eastAsia="Times New Roman" w:hAnsi="Consolas" w:cs="Courier New"/>
+          <w:color w:val="000000"/>
+          <w:sz w:val="27"/>
+          <w:szCs w:val="27"/>
+          <w:bdr w:val="none" w:sz="0" w:space="0" w:color="auto" w:frame="1"/>
+          <w:lang w:val="en-US" w:eastAsia="ru-RU"/>
+        </w:rPr>
+        <w:t xml:space="preserve">] </w:t>
       </w:r>
       <w:proofErr w:type="spellStart"/>
       <w:r>
@@ -4885,20 +5123,70 @@
           <w:sz w:val="27"/>
           <w:szCs w:val="27"/>
           <w:bdr w:val="none" w:sz="0" w:space="0" w:color="auto" w:frame="1"/>
-          <w:lang w:eastAsia="ru-RU"/>
-        </w:rPr>
-      </w:pPr>
-      <w:r>
-        <w:rPr>
-          <w:rFonts w:ascii="Consolas" w:eastAsia="Times New Roman" w:hAnsi="Consolas" w:cs="Courier New"/>
-          <w:color w:val="000000"/>
-          <w:sz w:val="27"/>
-          <w:szCs w:val="27"/>
-          <w:bdr w:val="none" w:sz="0" w:space="0" w:color="auto" w:frame="1"/>
-          <w:lang w:eastAsia="ru-RU"/>
-        </w:rPr>
-        <w:t xml:space="preserve">    }</w:t>
-      </w:r>
+          <w:lang w:val="en-US" w:eastAsia="ru-RU"/>
+        </w:rPr>
+      </w:pPr>
+      <w:r>
+        <w:rPr>
+          <w:rFonts w:ascii="Consolas" w:eastAsia="Times New Roman" w:hAnsi="Consolas" w:cs="Courier New"/>
+          <w:color w:val="000000"/>
+          <w:sz w:val="27"/>
+          <w:szCs w:val="27"/>
+          <w:bdr w:val="none" w:sz="0" w:space="0" w:color="auto" w:frame="1"/>
+          <w:lang w:val="en-US" w:eastAsia="ru-RU"/>
+        </w:rPr>
+        <w:t xml:space="preserve">    </w:t>
+      </w:r>
+      <w:proofErr w:type="gramStart"/>
+      <w:r>
+        <w:rPr>
+          <w:rFonts w:ascii="Consolas" w:eastAsia="Times New Roman" w:hAnsi="Consolas" w:cs="Courier New"/>
+          <w:color w:val="000000"/>
+          <w:sz w:val="27"/>
+          <w:szCs w:val="27"/>
+          <w:bdr w:val="none" w:sz="0" w:space="0" w:color="auto" w:frame="1"/>
+          <w:lang w:val="en-US" w:eastAsia="ru-RU"/>
+        </w:rPr>
+        <w:t>}</w:t>
+      </w:r>
+      <w:r>
+        <w:rPr>
+          <w:rFonts w:ascii="Consolas" w:eastAsia="Times New Roman" w:hAnsi="Consolas" w:cs="Courier New"/>
+          <w:color w:val="000000"/>
+          <w:sz w:val="27"/>
+          <w:szCs w:val="27"/>
+          <w:bdr w:val="none" w:sz="0" w:space="0" w:color="auto" w:frame="1"/>
+          <w:lang w:val="en-US" w:eastAsia="ru-RU"/>
+        </w:rPr>
+        <w:t>file:///C:/Users/USER/Downloads/Telegram</w:t>
+      </w:r>
+      <w:proofErr w:type="gramEnd"/>
+      <w:r>
+        <w:rPr>
+          <w:rFonts w:ascii="Consolas" w:eastAsia="Times New Roman" w:hAnsi="Consolas" w:cs="Courier New"/>
+          <w:color w:val="000000"/>
+          <w:sz w:val="27"/>
+          <w:szCs w:val="27"/>
+          <w:bdr w:val="none" w:sz="0" w:space="0" w:color="auto" w:frame="1"/>
+          <w:lang w:val="en-US" w:eastAsia="ru-RU"/>
+        </w:rPr>
+        <w:t xml:space="preserve"> Desktop/</w:t>
+      </w:r>
+      <w:proofErr w:type="spellStart"/>
+      <w:r>
+        <w:rPr>
+          <w:rFonts w:ascii="Consolas" w:eastAsia="Times New Roman" w:hAnsi="Consolas" w:cs="Courier New"/>
+          <w:color w:val="000000"/>
+          <w:sz w:val="27"/>
+          <w:szCs w:val="27"/>
+          <w:bdr w:val="none" w:sz="0" w:space="0" w:color="auto" w:frame="1"/>
+          <w:lang w:val="en-US" w:eastAsia="ru-RU"/>
+        </w:rPr>
+        <w:t>git.odt</w:t>
+      </w:r>
+      <w:bookmarkStart w:id="0" w:name="_GoBack"/>
+      <w:bookmarkEnd w:id="0"/>
+      <w:proofErr w:type="spellEnd"/>
     </w:p>
     <w:p>
       <w:pPr>
@@ -5185,6 +5473,7 @@
         </w:rPr>
         <w:t xml:space="preserve"> </w:t>
       </w:r>
+      <w:proofErr w:type="gramStart"/>
       <w:r>
         <w:rPr>
           <w:rFonts w:ascii="Consolas" w:eastAsia="Times New Roman" w:hAnsi="Consolas" w:cs="Courier New"/>
@@ -5207,7 +5496,19 @@
           <w:bdr w:val="none" w:sz="0" w:space="0" w:color="auto" w:frame="1"/>
           <w:lang w:val="en-US" w:eastAsia="ru-RU"/>
         </w:rPr>
-        <w:t>[] alphabet;</w:t>
+        <w:t>[</w:t>
+      </w:r>
+      <w:proofErr w:type="gramEnd"/>
+      <w:r>
+        <w:rPr>
+          <w:rFonts w:ascii="Consolas" w:eastAsia="Times New Roman" w:hAnsi="Consolas" w:cs="Courier New"/>
+          <w:color w:val="000000"/>
+          <w:sz w:val="27"/>
+          <w:szCs w:val="27"/>
+          <w:bdr w:val="none" w:sz="0" w:space="0" w:color="auto" w:frame="1"/>
+          <w:lang w:val="en-US" w:eastAsia="ru-RU"/>
+        </w:rPr>
+        <w:t>] alphabet;</w:t>
       </w:r>
     </w:p>
     <w:p>
@@ -5306,6 +5607,7 @@
         </w:rPr>
         <w:t>(</w:t>
       </w:r>
+      <w:proofErr w:type="gramStart"/>
       <w:r>
         <w:rPr>
           <w:rFonts w:ascii="Consolas" w:eastAsia="Times New Roman" w:hAnsi="Consolas" w:cs="Courier New"/>
@@ -5328,7 +5630,19 @@
           <w:bdr w:val="none" w:sz="0" w:space="0" w:color="auto" w:frame="1"/>
           <w:lang w:val="en-US" w:eastAsia="ru-RU"/>
         </w:rPr>
-        <w:t>[] alphabet) {</w:t>
+        <w:t>[</w:t>
+      </w:r>
+      <w:proofErr w:type="gramEnd"/>
+      <w:r>
+        <w:rPr>
+          <w:rFonts w:ascii="Consolas" w:eastAsia="Times New Roman" w:hAnsi="Consolas" w:cs="Courier New"/>
+          <w:color w:val="000000"/>
+          <w:sz w:val="27"/>
+          <w:szCs w:val="27"/>
+          <w:bdr w:val="none" w:sz="0" w:space="0" w:color="auto" w:frame="1"/>
+          <w:lang w:val="en-US" w:eastAsia="ru-RU"/>
+        </w:rPr>
+        <w:t>] alphabet) {</w:t>
       </w:r>
     </w:p>
     <w:p>
@@ -5380,6 +5694,7 @@
         <w:t xml:space="preserve">    </w:t>
       </w:r>
       <w:proofErr w:type="spellStart"/>
+      <w:proofErr w:type="gramStart"/>
       <w:r>
         <w:rPr>
           <w:rFonts w:ascii="Consolas" w:eastAsia="Times New Roman" w:hAnsi="Consolas" w:cs="Courier New"/>
@@ -5405,6 +5720,7 @@
         <w:t>.alphabet</w:t>
       </w:r>
       <w:proofErr w:type="spellEnd"/>
+      <w:proofErr w:type="gramEnd"/>
       <w:r>
         <w:rPr>
           <w:rFonts w:ascii="Consolas" w:eastAsia="Times New Roman" w:hAnsi="Consolas" w:cs="Courier New"/>
@@ -5562,6 +5878,7 @@
         </w:rPr>
         <w:t xml:space="preserve"> </w:t>
       </w:r>
+      <w:proofErr w:type="gramStart"/>
       <w:r>
         <w:rPr>
           <w:rFonts w:ascii="Consolas" w:eastAsia="Times New Roman" w:hAnsi="Consolas" w:cs="Courier New"/>
@@ -5584,6 +5901,7 @@
         </w:rPr>
         <w:t>(</w:t>
       </w:r>
+      <w:proofErr w:type="gramEnd"/>
       <w:r>
         <w:rPr>
           <w:rFonts w:ascii="Consolas" w:eastAsia="Times New Roman" w:hAnsi="Consolas" w:cs="Courier New"/>
@@ -5871,6 +6189,7 @@
         </w:rPr>
         <w:t xml:space="preserve"> </w:t>
       </w:r>
+      <w:proofErr w:type="gramStart"/>
       <w:r>
         <w:rPr>
           <w:rFonts w:ascii="Consolas" w:eastAsia="Times New Roman" w:hAnsi="Consolas" w:cs="Courier New"/>
@@ -5893,6 +6212,7 @@
         </w:rPr>
         <w:t>(</w:t>
       </w:r>
+      <w:proofErr w:type="gramEnd"/>
       <w:r>
         <w:rPr>
           <w:rFonts w:ascii="Consolas" w:eastAsia="Times New Roman" w:hAnsi="Consolas" w:cs="Courier New"/>
@@ -5941,6 +6261,7 @@
         </w:rPr>
         <w:t xml:space="preserve">, </w:t>
       </w:r>
+      <w:proofErr w:type="spellStart"/>
       <w:r>
         <w:rPr>
           <w:rFonts w:ascii="Consolas" w:eastAsia="Times New Roman" w:hAnsi="Consolas" w:cs="Courier New"/>
@@ -5954,6 +6275,7 @@
         </w:rPr>
         <w:t>int</w:t>
       </w:r>
+      <w:proofErr w:type="spellEnd"/>
       <w:r>
         <w:rPr>
           <w:rFonts w:ascii="Consolas" w:eastAsia="Times New Roman" w:hAnsi="Consolas" w:cs="Courier New"/>
@@ -6388,6 +6710,7 @@
         <w:t xml:space="preserve"> </w:t>
       </w:r>
       <w:proofErr w:type="spellStart"/>
+      <w:proofErr w:type="gramStart"/>
       <w:r>
         <w:rPr>
           <w:rFonts w:ascii="Consolas" w:eastAsia="Times New Roman" w:hAnsi="Consolas" w:cs="Courier New"/>
@@ -6411,6 +6734,7 @@
         </w:rPr>
         <w:t>(</w:t>
       </w:r>
+      <w:proofErr w:type="gramEnd"/>
       <w:r>
         <w:rPr>
           <w:rFonts w:ascii="Consolas" w:eastAsia="Times New Roman" w:hAnsi="Consolas" w:cs="Courier New"/>
@@ -6721,6 +7045,7 @@
         <w:t xml:space="preserve"> </w:t>
       </w:r>
       <w:proofErr w:type="spellStart"/>
+      <w:proofErr w:type="gramStart"/>
       <w:r>
         <w:rPr>
           <w:rFonts w:ascii="Consolas" w:eastAsia="Times New Roman" w:hAnsi="Consolas" w:cs="Courier New"/>
@@ -6744,6 +7069,7 @@
         </w:rPr>
         <w:t>(</w:t>
       </w:r>
+      <w:proofErr w:type="gramEnd"/>
       <w:r>
         <w:rPr>
           <w:rFonts w:ascii="Consolas" w:eastAsia="Times New Roman" w:hAnsi="Consolas" w:cs="Courier New"/>
@@ -7026,7 +7352,29 @@
           <w:szCs w:val="27"/>
           <w:lang w:eastAsia="ru-RU"/>
         </w:rPr>
-        <w:t> Валидация входных данных, таких как существование файла, допустимость ключа.</w:t>
+        <w:t> </w:t>
+      </w:r>
+      <w:proofErr w:type="spellStart"/>
+      <w:r>
+        <w:rPr>
+          <w:rFonts w:ascii="Arial" w:eastAsia="Times New Roman" w:hAnsi="Arial" w:cs="Arial"/>
+          <w:color w:val="151F33"/>
+          <w:sz w:val="27"/>
+          <w:szCs w:val="27"/>
+          <w:lang w:eastAsia="ru-RU"/>
+        </w:rPr>
+        <w:t>Валидация</w:t>
+      </w:r>
+      <w:proofErr w:type="spellEnd"/>
+      <w:r>
+        <w:rPr>
+          <w:rFonts w:ascii="Arial" w:eastAsia="Times New Roman" w:hAnsi="Arial" w:cs="Arial"/>
+          <w:color w:val="151F33"/>
+          <w:sz w:val="27"/>
+          <w:szCs w:val="27"/>
+          <w:lang w:eastAsia="ru-RU"/>
+        </w:rPr>
+        <w:t xml:space="preserve"> входных данных, таких как существование файла, допустимость ключа.</w:t>
       </w:r>
     </w:p>
     <w:p>
@@ -7238,6 +7586,7 @@
         <w:t xml:space="preserve"> </w:t>
       </w:r>
       <w:proofErr w:type="spellStart"/>
+      <w:proofErr w:type="gramStart"/>
       <w:r>
         <w:rPr>
           <w:rFonts w:ascii="Consolas" w:eastAsia="Times New Roman" w:hAnsi="Consolas" w:cs="Courier New"/>
@@ -7261,6 +7610,8 @@
         </w:rPr>
         <w:t>(</w:t>
       </w:r>
+      <w:proofErr w:type="spellStart"/>
+      <w:proofErr w:type="gramEnd"/>
       <w:r>
         <w:rPr>
           <w:rFonts w:ascii="Consolas" w:eastAsia="Times New Roman" w:hAnsi="Consolas" w:cs="Courier New"/>
@@ -7274,6 +7625,7 @@
         </w:rPr>
         <w:t>int</w:t>
       </w:r>
+      <w:proofErr w:type="spellEnd"/>
       <w:r>
         <w:rPr>
           <w:rFonts w:ascii="Consolas" w:eastAsia="Times New Roman" w:hAnsi="Consolas" w:cs="Courier New"/>
@@ -7551,6 +7903,7 @@
         <w:t xml:space="preserve"> </w:t>
       </w:r>
       <w:proofErr w:type="spellStart"/>
+      <w:proofErr w:type="gramStart"/>
       <w:r>
         <w:rPr>
           <w:rFonts w:ascii="Consolas" w:eastAsia="Times New Roman" w:hAnsi="Consolas" w:cs="Courier New"/>
@@ -7574,6 +7927,7 @@
         </w:rPr>
         <w:t>(</w:t>
       </w:r>
+      <w:proofErr w:type="gramEnd"/>
       <w:r>
         <w:rPr>
           <w:rFonts w:ascii="Consolas" w:eastAsia="Times New Roman" w:hAnsi="Consolas" w:cs="Courier New"/>
@@ -8044,6 +8398,7 @@
         <w:t xml:space="preserve"> </w:t>
       </w:r>
       <w:proofErr w:type="spellStart"/>
+      <w:proofErr w:type="gramStart"/>
       <w:r>
         <w:rPr>
           <w:rFonts w:ascii="Consolas" w:eastAsia="Times New Roman" w:hAnsi="Consolas" w:cs="Courier New"/>
@@ -8067,6 +8422,7 @@
         </w:rPr>
         <w:t>(</w:t>
       </w:r>
+      <w:proofErr w:type="gramEnd"/>
       <w:r>
         <w:rPr>
           <w:rFonts w:ascii="Consolas" w:eastAsia="Times New Roman" w:hAnsi="Consolas" w:cs="Courier New"/>
@@ -8564,6 +8920,7 @@
         </w:rPr>
         <w:t xml:space="preserve"> </w:t>
       </w:r>
+      <w:proofErr w:type="spellStart"/>
       <w:r>
         <w:rPr>
           <w:rFonts w:ascii="Consolas" w:eastAsia="Times New Roman" w:hAnsi="Consolas" w:cs="Courier New"/>
@@ -8577,6 +8934,7 @@
         </w:rPr>
         <w:t>int</w:t>
       </w:r>
+      <w:proofErr w:type="spellEnd"/>
       <w:r>
         <w:rPr>
           <w:rFonts w:ascii="Consolas" w:eastAsia="Times New Roman" w:hAnsi="Consolas" w:cs="Courier New"/>
@@ -8589,6 +8947,7 @@
         <w:t xml:space="preserve"> </w:t>
       </w:r>
       <w:proofErr w:type="spellStart"/>
+      <w:proofErr w:type="gramStart"/>
       <w:r>
         <w:rPr>
           <w:rFonts w:ascii="Consolas" w:eastAsia="Times New Roman" w:hAnsi="Consolas" w:cs="Courier New"/>
@@ -8612,6 +8971,7 @@
         </w:rPr>
         <w:t>(</w:t>
       </w:r>
+      <w:proofErr w:type="gramEnd"/>
       <w:r>
         <w:rPr>
           <w:rFonts w:ascii="Consolas" w:eastAsia="Times New Roman" w:hAnsi="Consolas" w:cs="Courier New"/>
@@ -8699,6 +9059,7 @@
         </w:rPr>
       </w:pPr>
       <w:proofErr w:type="spellStart"/>
+      <w:proofErr w:type="gramStart"/>
       <w:r>
         <w:rPr>
           <w:rFonts w:ascii="Consolas" w:eastAsia="Times New Roman" w:hAnsi="Consolas" w:cs="Courier New"/>
@@ -8722,7 +9083,19 @@
           <w:bdr w:val="none" w:sz="0" w:space="0" w:color="auto" w:frame="1"/>
           <w:lang w:eastAsia="ru-RU"/>
         </w:rPr>
-        <w:t xml:space="preserve">[] </w:t>
+        <w:t>[</w:t>
+      </w:r>
+      <w:proofErr w:type="gramEnd"/>
+      <w:r>
+        <w:rPr>
+          <w:rFonts w:ascii="Consolas" w:eastAsia="Times New Roman" w:hAnsi="Consolas" w:cs="Courier New"/>
+          <w:color w:val="000000"/>
+          <w:sz w:val="27"/>
+          <w:szCs w:val="27"/>
+          <w:bdr w:val="none" w:sz="0" w:space="0" w:color="auto" w:frame="1"/>
+          <w:lang w:eastAsia="ru-RU"/>
+        </w:rPr>
+        <w:t xml:space="preserve">] </w:t>
       </w:r>
       <w:proofErr w:type="spellStart"/>
       <w:r>
@@ -9496,7 +9869,27 @@
           <w:szCs w:val="27"/>
         </w:rPr>
         <w:lastRenderedPageBreak/>
-        <w:t>Шифровка текста из заданного файла. На вход она получает адрес файла с оригинальным текстом, адрес файла в который нужно записать зашифрованный текст, и сдвиг по алфавиту (это является ключом шифра Цезаря). Не забудь проделать проверку того что а) файл оригинала по заданному адресу существует, и б) ключ от 0 и до (размер алфавита - 1) (или можете взять остаток от деления на размер алфавита).</w:t>
+        <w:t xml:space="preserve">Шифровка текста из заданного файла. На вход она получает адрес файла с оригинальным текстом, адрес файла в который нужно записать зашифрованный текст, и сдвиг по алфавиту (это является ключом шифра Цезаря). Не забудь проделать проверку того </w:t>
+      </w:r>
+      <w:proofErr w:type="gramStart"/>
+      <w:r>
+        <w:rPr>
+          <w:rFonts w:ascii="Arial" w:hAnsi="Arial" w:cs="Arial"/>
+          <w:color w:val="151F33"/>
+          <w:sz w:val="27"/>
+          <w:szCs w:val="27"/>
+        </w:rPr>
+        <w:t>что</w:t>
+      </w:r>
+      <w:proofErr w:type="gramEnd"/>
+      <w:r>
+        <w:rPr>
+          <w:rFonts w:ascii="Arial" w:hAnsi="Arial" w:cs="Arial"/>
+          <w:color w:val="151F33"/>
+          <w:sz w:val="27"/>
+          <w:szCs w:val="27"/>
+        </w:rPr>
+        <w:t xml:space="preserve"> а) файл оригинала по заданному адресу существует, и б) ключ от 0 и до (размер алфавита - 1) (или можете взять остаток от деления на размер алфавита).</w:t>
       </w:r>
     </w:p>
     <w:p>
@@ -9589,7 +9982,27 @@
           <w:sz w:val="27"/>
           <w:szCs w:val="27"/>
         </w:rPr>
-        <w:t> (перебором всех возможных сдвигов); На входе - адрес зашифрованного файла, (опционально) адрес файла с текстом который является примером текста что был зашифрован (например другой труд того же автора) и адрес файла который должен содержать расшифрованный текст.</w:t>
+        <w:t xml:space="preserve"> (перебором всех возможных сдвигов); На входе - адрес зашифрованного файла, (опционально) адрес файла </w:t>
+      </w:r>
+      <w:proofErr w:type="gramStart"/>
+      <w:r>
+        <w:rPr>
+          <w:rFonts w:ascii="Arial" w:hAnsi="Arial" w:cs="Arial"/>
+          <w:color w:val="151F33"/>
+          <w:sz w:val="27"/>
+          <w:szCs w:val="27"/>
+        </w:rPr>
+        <w:t>с текстом</w:t>
+      </w:r>
+      <w:proofErr w:type="gramEnd"/>
+      <w:r>
+        <w:rPr>
+          <w:rFonts w:ascii="Arial" w:hAnsi="Arial" w:cs="Arial"/>
+          <w:color w:val="151F33"/>
+          <w:sz w:val="27"/>
+          <w:szCs w:val="27"/>
+        </w:rPr>
+        <w:t xml:space="preserve"> который является примером текста что был зашифрован (например другой труд того же автора) и адрес файла который должен содержать расшифрованный текст.</w:t>
       </w:r>
     </w:p>
     <w:p>
@@ -9614,7 +10027,27 @@
           <w:sz w:val="27"/>
           <w:szCs w:val="27"/>
         </w:rPr>
-        <w:t>Расшифровка методом статистического анализа; На входе тоже самое что и для расшифровке перебором.</w:t>
+        <w:t xml:space="preserve">Расшифровка методом статистического анализа; На входе тоже самое что и </w:t>
+      </w:r>
+      <w:proofErr w:type="gramStart"/>
+      <w:r>
+        <w:rPr>
+          <w:rFonts w:ascii="Arial" w:hAnsi="Arial" w:cs="Arial"/>
+          <w:color w:val="151F33"/>
+          <w:sz w:val="27"/>
+          <w:szCs w:val="27"/>
+        </w:rPr>
+        <w:t>для расшифровке</w:t>
+      </w:r>
+      <w:proofErr w:type="gramEnd"/>
+      <w:r>
+        <w:rPr>
+          <w:rFonts w:ascii="Arial" w:hAnsi="Arial" w:cs="Arial"/>
+          <w:color w:val="151F33"/>
+          <w:sz w:val="27"/>
+          <w:szCs w:val="27"/>
+        </w:rPr>
+        <w:t xml:space="preserve"> перебором.</w:t>
       </w:r>
     </w:p>
     <w:p>
@@ -9745,18 +10178,9 @@
           <w:sz w:val="27"/>
           <w:szCs w:val="27"/>
         </w:rPr>
-        <w:t>Создай алфавит, в котором существует задача. По условию это русский алфавит и пунктуация </w:t>
-      </w:r>
-      <w:r>
-        <w:rPr>
-          <w:rStyle w:val="HTML"/>
-          <w:rFonts w:ascii="Consolas" w:hAnsi="Consolas"/>
-          <w:color w:val="000000"/>
-          <w:sz w:val="27"/>
-          <w:szCs w:val="27"/>
-        </w:rPr>
-        <w:t>. , ” ’ : - ! ? ПРОБЕЛ</w:t>
-      </w:r>
+        <w:t xml:space="preserve">Создай алфавит, в котором существует задача. По условию это русский алфавит и </w:t>
+      </w:r>
+      <w:proofErr w:type="gramStart"/>
       <w:r>
         <w:rPr>
           <w:rFonts w:ascii="Arial" w:hAnsi="Arial" w:cs="Arial"/>
@@ -9764,7 +10188,57 @@
           <w:sz w:val="27"/>
           <w:szCs w:val="27"/>
         </w:rPr>
-        <w:t> Не забываем про пробел! Как это можно сделать? Например, можно загнать алфавит в </w:t>
+        <w:t>пунктуация </w:t>
+      </w:r>
+      <w:r>
+        <w:rPr>
+          <w:rStyle w:val="HTML"/>
+          <w:rFonts w:ascii="Consolas" w:hAnsi="Consolas"/>
+          <w:color w:val="000000"/>
+          <w:sz w:val="27"/>
+          <w:szCs w:val="27"/>
+        </w:rPr>
+        <w:t>.</w:t>
+      </w:r>
+      <w:proofErr w:type="gramEnd"/>
+      <w:r>
+        <w:rPr>
+          <w:rStyle w:val="HTML"/>
+          <w:rFonts w:ascii="Consolas" w:hAnsi="Consolas"/>
+          <w:color w:val="000000"/>
+          <w:sz w:val="27"/>
+          <w:szCs w:val="27"/>
+        </w:rPr>
+        <w:t xml:space="preserve"> , ” ’ : - ! ? ПРОБЕЛ</w:t>
+      </w:r>
+      <w:r>
+        <w:rPr>
+          <w:rFonts w:ascii="Arial" w:hAnsi="Arial" w:cs="Arial"/>
+          <w:color w:val="151F33"/>
+          <w:sz w:val="27"/>
+          <w:szCs w:val="27"/>
+        </w:rPr>
+        <w:t> </w:t>
+      </w:r>
+      <w:proofErr w:type="gramStart"/>
+      <w:r>
+        <w:rPr>
+          <w:rFonts w:ascii="Arial" w:hAnsi="Arial" w:cs="Arial"/>
+          <w:color w:val="151F33"/>
+          <w:sz w:val="27"/>
+          <w:szCs w:val="27"/>
+        </w:rPr>
+        <w:t>Не</w:t>
+      </w:r>
+      <w:proofErr w:type="gramEnd"/>
+      <w:r>
+        <w:rPr>
+          <w:rFonts w:ascii="Arial" w:hAnsi="Arial" w:cs="Arial"/>
+          <w:color w:val="151F33"/>
+          <w:sz w:val="27"/>
+          <w:szCs w:val="27"/>
+        </w:rPr>
+        <w:t xml:space="preserve"> забываем про пробел! Как это можно сделать? Например, можно загнать алфавит в </w:t>
       </w:r>
       <w:proofErr w:type="spellStart"/>
       <w:r>
@@ -9850,6 +10324,7 @@
         </w:rPr>
         <w:t>, массива или списка </w:t>
       </w:r>
+      <w:proofErr w:type="spellStart"/>
       <w:r>
         <w:rPr>
           <w:rStyle w:val="HTML"/>
@@ -9860,6 +10335,7 @@
         </w:rPr>
         <w:t>List</w:t>
       </w:r>
+      <w:proofErr w:type="spellEnd"/>
       <w:r>
         <w:rPr>
           <w:rFonts w:ascii="Arial" w:hAnsi="Arial" w:cs="Arial"/>
@@ -10055,6 +10531,7 @@
         </w:rPr>
         <w:t xml:space="preserve"> </w:t>
       </w:r>
+      <w:proofErr w:type="spellStart"/>
       <w:r>
         <w:rPr>
           <w:rStyle w:val="token"/>
@@ -10068,6 +10545,7 @@
         </w:rPr>
         <w:t>List</w:t>
       </w:r>
+      <w:proofErr w:type="spellEnd"/>
       <w:r>
         <w:rPr>
           <w:rStyle w:val="HTML"/>
@@ -11578,6 +12056,7 @@
         </w:rPr>
         <w:t xml:space="preserve"> </w:t>
       </w:r>
+      <w:proofErr w:type="gramStart"/>
       <w:r>
         <w:rPr>
           <w:rStyle w:val="token"/>
@@ -11602,7 +12081,20 @@
           <w:bdr w:val="none" w:sz="0" w:space="0" w:color="auto" w:frame="1"/>
           <w:lang w:val="en-US"/>
         </w:rPr>
-        <w:t>[]</w:t>
+        <w:t>[</w:t>
+      </w:r>
+      <w:proofErr w:type="gramEnd"/>
+      <w:r>
+        <w:rPr>
+          <w:rStyle w:val="token"/>
+          <w:rFonts w:ascii="Consolas" w:hAnsi="Consolas"/>
+          <w:color w:val="000000"/>
+          <w:sz w:val="27"/>
+          <w:szCs w:val="27"/>
+          <w:bdr w:val="none" w:sz="0" w:space="0" w:color="auto" w:frame="1"/>
+          <w:lang w:val="en-US"/>
+        </w:rPr>
+        <w:t>]</w:t>
       </w:r>
       <w:r>
         <w:rPr>
@@ -13154,6 +13646,7 @@
           <w:color w:val="000000"/>
           <w:sz w:val="27"/>
           <w:szCs w:val="27"/>
+          <w:lang w:val="en-US"/>
         </w:rPr>
       </w:pPr>
       <w:r>
@@ -13164,17 +13657,42 @@
           <w:sz w:val="27"/>
           <w:szCs w:val="27"/>
           <w:bdr w:val="none" w:sz="0" w:space="0" w:color="auto" w:frame="1"/>
-        </w:rPr>
-        <w:t>'ъ'</w:t>
-      </w:r>
-      <w:r>
-        <w:rPr>
-          <w:rStyle w:val="token"/>
-          <w:rFonts w:ascii="Consolas" w:hAnsi="Consolas"/>
-          <w:color w:val="000000"/>
-          <w:sz w:val="27"/>
-          <w:szCs w:val="27"/>
-          <w:bdr w:val="none" w:sz="0" w:space="0" w:color="auto" w:frame="1"/>
+          <w:lang w:val="en-US"/>
+        </w:rPr>
+        <w:t>'</w:t>
+      </w:r>
+      <w:r>
+        <w:rPr>
+          <w:rStyle w:val="token"/>
+          <w:rFonts w:ascii="Consolas" w:hAnsi="Consolas"/>
+          <w:color w:val="008000"/>
+          <w:sz w:val="27"/>
+          <w:szCs w:val="27"/>
+          <w:bdr w:val="none" w:sz="0" w:space="0" w:color="auto" w:frame="1"/>
+        </w:rPr>
+        <w:t>ъ</w:t>
+      </w:r>
+      <w:r>
+        <w:rPr>
+          <w:rStyle w:val="token"/>
+          <w:rFonts w:ascii="Consolas" w:hAnsi="Consolas"/>
+          <w:color w:val="008000"/>
+          <w:sz w:val="27"/>
+          <w:szCs w:val="27"/>
+          <w:bdr w:val="none" w:sz="0" w:space="0" w:color="auto" w:frame="1"/>
+          <w:lang w:val="en-US"/>
+        </w:rPr>
+        <w:t>'</w:t>
+      </w:r>
+      <w:r>
+        <w:rPr>
+          <w:rStyle w:val="token"/>
+          <w:rFonts w:ascii="Consolas" w:hAnsi="Consolas"/>
+          <w:color w:val="000000"/>
+          <w:sz w:val="27"/>
+          <w:szCs w:val="27"/>
+          <w:bdr w:val="none" w:sz="0" w:space="0" w:color="auto" w:frame="1"/>
+          <w:lang w:val="en-US"/>
         </w:rPr>
         <w:t>,</w:t>
       </w:r>
@@ -13186,6 +13704,7 @@
           <w:sz w:val="27"/>
           <w:szCs w:val="27"/>
           <w:bdr w:val="none" w:sz="0" w:space="0" w:color="auto" w:frame="1"/>
+          <w:lang w:val="en-US"/>
         </w:rPr>
         <w:t xml:space="preserve"> </w:t>
       </w:r>
@@ -13197,17 +13716,42 @@
           <w:sz w:val="27"/>
           <w:szCs w:val="27"/>
           <w:bdr w:val="none" w:sz="0" w:space="0" w:color="auto" w:frame="1"/>
-        </w:rPr>
-        <w:t>'ы'</w:t>
-      </w:r>
-      <w:r>
-        <w:rPr>
-          <w:rStyle w:val="token"/>
-          <w:rFonts w:ascii="Consolas" w:hAnsi="Consolas"/>
-          <w:color w:val="000000"/>
-          <w:sz w:val="27"/>
-          <w:szCs w:val="27"/>
-          <w:bdr w:val="none" w:sz="0" w:space="0" w:color="auto" w:frame="1"/>
+          <w:lang w:val="en-US"/>
+        </w:rPr>
+        <w:t>'</w:t>
+      </w:r>
+      <w:r>
+        <w:rPr>
+          <w:rStyle w:val="token"/>
+          <w:rFonts w:ascii="Consolas" w:hAnsi="Consolas"/>
+          <w:color w:val="008000"/>
+          <w:sz w:val="27"/>
+          <w:szCs w:val="27"/>
+          <w:bdr w:val="none" w:sz="0" w:space="0" w:color="auto" w:frame="1"/>
+        </w:rPr>
+        <w:t>ы</w:t>
+      </w:r>
+      <w:r>
+        <w:rPr>
+          <w:rStyle w:val="token"/>
+          <w:rFonts w:ascii="Consolas" w:hAnsi="Consolas"/>
+          <w:color w:val="008000"/>
+          <w:sz w:val="27"/>
+          <w:szCs w:val="27"/>
+          <w:bdr w:val="none" w:sz="0" w:space="0" w:color="auto" w:frame="1"/>
+          <w:lang w:val="en-US"/>
+        </w:rPr>
+        <w:t>'</w:t>
+      </w:r>
+      <w:r>
+        <w:rPr>
+          <w:rStyle w:val="token"/>
+          <w:rFonts w:ascii="Consolas" w:hAnsi="Consolas"/>
+          <w:color w:val="000000"/>
+          <w:sz w:val="27"/>
+          <w:szCs w:val="27"/>
+          <w:bdr w:val="none" w:sz="0" w:space="0" w:color="auto" w:frame="1"/>
+          <w:lang w:val="en-US"/>
         </w:rPr>
         <w:t>,</w:t>
       </w:r>
@@ -13219,6 +13763,7 @@
           <w:sz w:val="27"/>
           <w:szCs w:val="27"/>
           <w:bdr w:val="none" w:sz="0" w:space="0" w:color="auto" w:frame="1"/>
+          <w:lang w:val="en-US"/>
         </w:rPr>
         <w:t xml:space="preserve"> </w:t>
       </w:r>
@@ -13230,17 +13775,42 @@
           <w:sz w:val="27"/>
           <w:szCs w:val="27"/>
           <w:bdr w:val="none" w:sz="0" w:space="0" w:color="auto" w:frame="1"/>
-        </w:rPr>
-        <w:t>'ь'</w:t>
-      </w:r>
-      <w:r>
-        <w:rPr>
-          <w:rStyle w:val="token"/>
-          <w:rFonts w:ascii="Consolas" w:hAnsi="Consolas"/>
-          <w:color w:val="000000"/>
-          <w:sz w:val="27"/>
-          <w:szCs w:val="27"/>
-          <w:bdr w:val="none" w:sz="0" w:space="0" w:color="auto" w:frame="1"/>
+          <w:lang w:val="en-US"/>
+        </w:rPr>
+        <w:t>'</w:t>
+      </w:r>
+      <w:r>
+        <w:rPr>
+          <w:rStyle w:val="token"/>
+          <w:rFonts w:ascii="Consolas" w:hAnsi="Consolas"/>
+          <w:color w:val="008000"/>
+          <w:sz w:val="27"/>
+          <w:szCs w:val="27"/>
+          <w:bdr w:val="none" w:sz="0" w:space="0" w:color="auto" w:frame="1"/>
+        </w:rPr>
+        <w:t>ь</w:t>
+      </w:r>
+      <w:r>
+        <w:rPr>
+          <w:rStyle w:val="token"/>
+          <w:rFonts w:ascii="Consolas" w:hAnsi="Consolas"/>
+          <w:color w:val="008000"/>
+          <w:sz w:val="27"/>
+          <w:szCs w:val="27"/>
+          <w:bdr w:val="none" w:sz="0" w:space="0" w:color="auto" w:frame="1"/>
+          <w:lang w:val="en-US"/>
+        </w:rPr>
+        <w:t>'</w:t>
+      </w:r>
+      <w:r>
+        <w:rPr>
+          <w:rStyle w:val="token"/>
+          <w:rFonts w:ascii="Consolas" w:hAnsi="Consolas"/>
+          <w:color w:val="000000"/>
+          <w:sz w:val="27"/>
+          <w:szCs w:val="27"/>
+          <w:bdr w:val="none" w:sz="0" w:space="0" w:color="auto" w:frame="1"/>
+          <w:lang w:val="en-US"/>
         </w:rPr>
         <w:t>,</w:t>
       </w:r>
@@ -13252,6 +13822,7 @@
           <w:sz w:val="27"/>
           <w:szCs w:val="27"/>
           <w:bdr w:val="none" w:sz="0" w:space="0" w:color="auto" w:frame="1"/>
+          <w:lang w:val="en-US"/>
         </w:rPr>
         <w:t xml:space="preserve"> </w:t>
       </w:r>
@@ -13263,17 +13834,42 @@
           <w:sz w:val="27"/>
           <w:szCs w:val="27"/>
           <w:bdr w:val="none" w:sz="0" w:space="0" w:color="auto" w:frame="1"/>
-        </w:rPr>
-        <w:t>'э'</w:t>
-      </w:r>
-      <w:r>
-        <w:rPr>
-          <w:rStyle w:val="token"/>
-          <w:rFonts w:ascii="Consolas" w:hAnsi="Consolas"/>
-          <w:color w:val="000000"/>
-          <w:sz w:val="27"/>
-          <w:szCs w:val="27"/>
-          <w:bdr w:val="none" w:sz="0" w:space="0" w:color="auto" w:frame="1"/>
+          <w:lang w:val="en-US"/>
+        </w:rPr>
+        <w:t>'</w:t>
+      </w:r>
+      <w:r>
+        <w:rPr>
+          <w:rStyle w:val="token"/>
+          <w:rFonts w:ascii="Consolas" w:hAnsi="Consolas"/>
+          <w:color w:val="008000"/>
+          <w:sz w:val="27"/>
+          <w:szCs w:val="27"/>
+          <w:bdr w:val="none" w:sz="0" w:space="0" w:color="auto" w:frame="1"/>
+        </w:rPr>
+        <w:t>э</w:t>
+      </w:r>
+      <w:r>
+        <w:rPr>
+          <w:rStyle w:val="token"/>
+          <w:rFonts w:ascii="Consolas" w:hAnsi="Consolas"/>
+          <w:color w:val="008000"/>
+          <w:sz w:val="27"/>
+          <w:szCs w:val="27"/>
+          <w:bdr w:val="none" w:sz="0" w:space="0" w:color="auto" w:frame="1"/>
+          <w:lang w:val="en-US"/>
+        </w:rPr>
+        <w:t>'</w:t>
+      </w:r>
+      <w:r>
+        <w:rPr>
+          <w:rStyle w:val="token"/>
+          <w:rFonts w:ascii="Consolas" w:hAnsi="Consolas"/>
+          <w:color w:val="000000"/>
+          <w:sz w:val="27"/>
+          <w:szCs w:val="27"/>
+          <w:bdr w:val="none" w:sz="0" w:space="0" w:color="auto" w:frame="1"/>
+          <w:lang w:val="en-US"/>
         </w:rPr>
         <w:t>,</w:t>
       </w:r>
@@ -13285,6 +13881,7 @@
           <w:sz w:val="27"/>
           <w:szCs w:val="27"/>
           <w:bdr w:val="none" w:sz="0" w:space="0" w:color="auto" w:frame="1"/>
+          <w:lang w:val="en-US"/>
         </w:rPr>
         <w:t xml:space="preserve"> </w:t>
       </w:r>
@@ -13296,17 +13893,42 @@
           <w:sz w:val="27"/>
           <w:szCs w:val="27"/>
           <w:bdr w:val="none" w:sz="0" w:space="0" w:color="auto" w:frame="1"/>
-        </w:rPr>
-        <w:t>'я'</w:t>
-      </w:r>
-      <w:r>
-        <w:rPr>
-          <w:rStyle w:val="token"/>
-          <w:rFonts w:ascii="Consolas" w:hAnsi="Consolas"/>
-          <w:color w:val="000000"/>
-          <w:sz w:val="27"/>
-          <w:szCs w:val="27"/>
-          <w:bdr w:val="none" w:sz="0" w:space="0" w:color="auto" w:frame="1"/>
+          <w:lang w:val="en-US"/>
+        </w:rPr>
+        <w:t>'</w:t>
+      </w:r>
+      <w:r>
+        <w:rPr>
+          <w:rStyle w:val="token"/>
+          <w:rFonts w:ascii="Consolas" w:hAnsi="Consolas"/>
+          <w:color w:val="008000"/>
+          <w:sz w:val="27"/>
+          <w:szCs w:val="27"/>
+          <w:bdr w:val="none" w:sz="0" w:space="0" w:color="auto" w:frame="1"/>
+        </w:rPr>
+        <w:t>я</w:t>
+      </w:r>
+      <w:r>
+        <w:rPr>
+          <w:rStyle w:val="token"/>
+          <w:rFonts w:ascii="Consolas" w:hAnsi="Consolas"/>
+          <w:color w:val="008000"/>
+          <w:sz w:val="27"/>
+          <w:szCs w:val="27"/>
+          <w:bdr w:val="none" w:sz="0" w:space="0" w:color="auto" w:frame="1"/>
+          <w:lang w:val="en-US"/>
+        </w:rPr>
+        <w:t>'</w:t>
+      </w:r>
+      <w:r>
+        <w:rPr>
+          <w:rStyle w:val="token"/>
+          <w:rFonts w:ascii="Consolas" w:hAnsi="Consolas"/>
+          <w:color w:val="000000"/>
+          <w:sz w:val="27"/>
+          <w:szCs w:val="27"/>
+          <w:bdr w:val="none" w:sz="0" w:space="0" w:color="auto" w:frame="1"/>
+          <w:lang w:val="en-US"/>
         </w:rPr>
         <w:t>,</w:t>
       </w:r>
@@ -13318,6 +13940,7 @@
           <w:sz w:val="27"/>
           <w:szCs w:val="27"/>
           <w:bdr w:val="none" w:sz="0" w:space="0" w:color="auto" w:frame="1"/>
+          <w:lang w:val="en-US"/>
         </w:rPr>
         <w:t xml:space="preserve"> </w:t>
       </w:r>
@@ -13329,6 +13952,7 @@
           <w:sz w:val="27"/>
           <w:szCs w:val="27"/>
           <w:bdr w:val="none" w:sz="0" w:space="0" w:color="auto" w:frame="1"/>
+          <w:lang w:val="en-US"/>
         </w:rPr>
         <w:t>'.'</w:t>
       </w:r>
@@ -13340,6 +13964,7 @@
           <w:sz w:val="27"/>
           <w:szCs w:val="27"/>
           <w:bdr w:val="none" w:sz="0" w:space="0" w:color="auto" w:frame="1"/>
+          <w:lang w:val="en-US"/>
         </w:rPr>
         <w:t>,</w:t>
       </w:r>
@@ -13351,6 +13976,7 @@
           <w:sz w:val="27"/>
           <w:szCs w:val="27"/>
           <w:bdr w:val="none" w:sz="0" w:space="0" w:color="auto" w:frame="1"/>
+          <w:lang w:val="en-US"/>
         </w:rPr>
         <w:t xml:space="preserve"> </w:t>
       </w:r>
@@ -13362,6 +13988,7 @@
           <w:sz w:val="27"/>
           <w:szCs w:val="27"/>
           <w:bdr w:val="none" w:sz="0" w:space="0" w:color="auto" w:frame="1"/>
+          <w:lang w:val="en-US"/>
         </w:rPr>
         <w:t>','</w:t>
       </w:r>
@@ -13373,6 +14000,7 @@
           <w:sz w:val="27"/>
           <w:szCs w:val="27"/>
           <w:bdr w:val="none" w:sz="0" w:space="0" w:color="auto" w:frame="1"/>
+          <w:lang w:val="en-US"/>
         </w:rPr>
         <w:t>,</w:t>
       </w:r>
@@ -13384,6 +14012,7 @@
           <w:sz w:val="27"/>
           <w:szCs w:val="27"/>
           <w:bdr w:val="none" w:sz="0" w:space="0" w:color="auto" w:frame="1"/>
+          <w:lang w:val="en-US"/>
         </w:rPr>
         <w:t xml:space="preserve"> </w:t>
       </w:r>
@@ -13395,6 +14024,7 @@
           <w:sz w:val="27"/>
           <w:szCs w:val="27"/>
           <w:bdr w:val="none" w:sz="0" w:space="0" w:color="auto" w:frame="1"/>
+          <w:lang w:val="en-US"/>
         </w:rPr>
         <w:t>'«'</w:t>
       </w:r>
@@ -13406,6 +14036,7 @@
           <w:sz w:val="27"/>
           <w:szCs w:val="27"/>
           <w:bdr w:val="none" w:sz="0" w:space="0" w:color="auto" w:frame="1"/>
+          <w:lang w:val="en-US"/>
         </w:rPr>
         <w:t>,</w:t>
       </w:r>
@@ -13417,6 +14048,7 @@
           <w:sz w:val="27"/>
           <w:szCs w:val="27"/>
           <w:bdr w:val="none" w:sz="0" w:space="0" w:color="auto" w:frame="1"/>
+          <w:lang w:val="en-US"/>
         </w:rPr>
         <w:t xml:space="preserve"> </w:t>
       </w:r>
@@ -13428,6 +14060,7 @@
           <w:sz w:val="27"/>
           <w:szCs w:val="27"/>
           <w:bdr w:val="none" w:sz="0" w:space="0" w:color="auto" w:frame="1"/>
+          <w:lang w:val="en-US"/>
         </w:rPr>
         <w:t>'»'</w:t>
       </w:r>
@@ -13439,6 +14072,7 @@
           <w:sz w:val="27"/>
           <w:szCs w:val="27"/>
           <w:bdr w:val="none" w:sz="0" w:space="0" w:color="auto" w:frame="1"/>
+          <w:lang w:val="en-US"/>
         </w:rPr>
         <w:t>,</w:t>
       </w:r>
@@ -13450,6 +14084,7 @@
           <w:sz w:val="27"/>
           <w:szCs w:val="27"/>
           <w:bdr w:val="none" w:sz="0" w:space="0" w:color="auto" w:frame="1"/>
+          <w:lang w:val="en-US"/>
         </w:rPr>
         <w:t xml:space="preserve"> </w:t>
       </w:r>
@@ -13461,6 +14096,7 @@
           <w:sz w:val="27"/>
           <w:szCs w:val="27"/>
           <w:bdr w:val="none" w:sz="0" w:space="0" w:color="auto" w:frame="1"/>
+          <w:lang w:val="en-US"/>
         </w:rPr>
         <w:t>'"'</w:t>
       </w:r>
@@ -13472,6 +14108,7 @@
           <w:sz w:val="27"/>
           <w:szCs w:val="27"/>
           <w:bdr w:val="none" w:sz="0" w:space="0" w:color="auto" w:frame="1"/>
+          <w:lang w:val="en-US"/>
         </w:rPr>
         <w:t>,</w:t>
       </w:r>
@@ -13483,6 +14120,7 @@
           <w:sz w:val="27"/>
           <w:szCs w:val="27"/>
           <w:bdr w:val="none" w:sz="0" w:space="0" w:color="auto" w:frame="1"/>
+          <w:lang w:val="en-US"/>
         </w:rPr>
         <w:t xml:space="preserve"> </w:t>
       </w:r>
@@ -13494,6 +14132,7 @@
           <w:sz w:val="27"/>
           <w:szCs w:val="27"/>
           <w:bdr w:val="none" w:sz="0" w:space="0" w:color="auto" w:frame="1"/>
+          <w:lang w:val="en-US"/>
         </w:rPr>
         <w:t>'\''</w:t>
       </w:r>
@@ -13505,6 +14144,7 @@
           <w:sz w:val="27"/>
           <w:szCs w:val="27"/>
           <w:bdr w:val="none" w:sz="0" w:space="0" w:color="auto" w:frame="1"/>
+          <w:lang w:val="en-US"/>
         </w:rPr>
         <w:t>,</w:t>
       </w:r>
@@ -13516,6 +14156,7 @@
           <w:sz w:val="27"/>
           <w:szCs w:val="27"/>
           <w:bdr w:val="none" w:sz="0" w:space="0" w:color="auto" w:frame="1"/>
+          <w:lang w:val="en-US"/>
         </w:rPr>
         <w:t xml:space="preserve"> </w:t>
       </w:r>
@@ -13527,6 +14168,7 @@
           <w:sz w:val="27"/>
           <w:szCs w:val="27"/>
           <w:bdr w:val="none" w:sz="0" w:space="0" w:color="auto" w:frame="1"/>
+          <w:lang w:val="en-US"/>
         </w:rPr>
         <w:t>':'</w:t>
       </w:r>
@@ -13538,6 +14180,7 @@
           <w:sz w:val="27"/>
           <w:szCs w:val="27"/>
           <w:bdr w:val="none" w:sz="0" w:space="0" w:color="auto" w:frame="1"/>
+          <w:lang w:val="en-US"/>
         </w:rPr>
         <w:t>,</w:t>
       </w:r>
@@ -13549,6 +14192,7 @@
           <w:sz w:val="27"/>
           <w:szCs w:val="27"/>
           <w:bdr w:val="none" w:sz="0" w:space="0" w:color="auto" w:frame="1"/>
+          <w:lang w:val="en-US"/>
         </w:rPr>
         <w:t xml:space="preserve"> </w:t>
       </w:r>
@@ -13560,6 +14204,7 @@
           <w:sz w:val="27"/>
           <w:szCs w:val="27"/>
           <w:bdr w:val="none" w:sz="0" w:space="0" w:color="auto" w:frame="1"/>
+          <w:lang w:val="en-US"/>
         </w:rPr>
         <w:t>'!'</w:t>
       </w:r>
@@ -13571,6 +14216,7 @@
           <w:sz w:val="27"/>
           <w:szCs w:val="27"/>
           <w:bdr w:val="none" w:sz="0" w:space="0" w:color="auto" w:frame="1"/>
+          <w:lang w:val="en-US"/>
         </w:rPr>
         <w:t>,</w:t>
       </w:r>
@@ -13582,6 +14228,7 @@
           <w:sz w:val="27"/>
           <w:szCs w:val="27"/>
           <w:bdr w:val="none" w:sz="0" w:space="0" w:color="auto" w:frame="1"/>
+          <w:lang w:val="en-US"/>
         </w:rPr>
         <w:t xml:space="preserve"> </w:t>
       </w:r>
@@ -13593,6 +14240,7 @@
           <w:sz w:val="27"/>
           <w:szCs w:val="27"/>
           <w:bdr w:val="none" w:sz="0" w:space="0" w:color="auto" w:frame="1"/>
+          <w:lang w:val="en-US"/>
         </w:rPr>
         <w:t>'?'</w:t>
       </w:r>
@@ -13604,6 +14252,7 @@
           <w:sz w:val="27"/>
           <w:szCs w:val="27"/>
           <w:bdr w:val="none" w:sz="0" w:space="0" w:color="auto" w:frame="1"/>
+          <w:lang w:val="en-US"/>
         </w:rPr>
         <w:t>,</w:t>
       </w:r>
@@ -13615,6 +14264,7 @@
           <w:sz w:val="27"/>
           <w:szCs w:val="27"/>
           <w:bdr w:val="none" w:sz="0" w:space="0" w:color="auto" w:frame="1"/>
+          <w:lang w:val="en-US"/>
         </w:rPr>
         <w:t xml:space="preserve"> </w:t>
       </w:r>
@@ -13626,6 +14276,7 @@
           <w:sz w:val="27"/>
           <w:szCs w:val="27"/>
           <w:bdr w:val="none" w:sz="0" w:space="0" w:color="auto" w:frame="1"/>
+          <w:lang w:val="en-US"/>
         </w:rPr>
         <w:t>' '</w:t>
       </w:r>
@@ -13637,6 +14288,7 @@
           <w:sz w:val="27"/>
           <w:szCs w:val="27"/>
           <w:bdr w:val="none" w:sz="0" w:space="0" w:color="auto" w:frame="1"/>
+          <w:lang w:val="en-US"/>
         </w:rPr>
         <w:t>};</w:t>
       </w:r>
@@ -13779,7 +14431,27 @@
           <w:sz w:val="27"/>
           <w:szCs w:val="27"/>
         </w:rPr>
-        <w:t>найти символ на позиции смещенной на заданный сдвиг. И помним что в примере с игрушкой Y стала А (и не улетела в космос). Как это гарантировать? (можно сделать (позиция буквы + сдвиг) %( размер алфавита). Процент - оператор получения остатка от деления).</w:t>
+        <w:t xml:space="preserve">найти символ на позиции смещенной на заданный сдвиг. И </w:t>
+      </w:r>
+      <w:proofErr w:type="gramStart"/>
+      <w:r>
+        <w:rPr>
+          <w:rFonts w:ascii="Arial" w:hAnsi="Arial" w:cs="Arial"/>
+          <w:color w:val="151F33"/>
+          <w:sz w:val="27"/>
+          <w:szCs w:val="27"/>
+        </w:rPr>
+        <w:t>помним</w:t>
+      </w:r>
+      <w:proofErr w:type="gramEnd"/>
+      <w:r>
+        <w:rPr>
+          <w:rFonts w:ascii="Arial" w:hAnsi="Arial" w:cs="Arial"/>
+          <w:color w:val="151F33"/>
+          <w:sz w:val="27"/>
+          <w:szCs w:val="27"/>
+        </w:rPr>
+        <w:t xml:space="preserve"> что в примере с игрушкой Y стала А (и не улетела в космос). Как это гарантировать? (можно сделать (позиция буквы + сдвиг) %( размер алфавита). Процент - оператор получения остатка от деления).</w:t>
       </w:r>
     </w:p>
     <w:p>
@@ -13826,7 +14498,27 @@
           <w:sz w:val="27"/>
           <w:szCs w:val="27"/>
         </w:rPr>
-        <w:t>Сохранить результат в файл (чтобы избежать плохого пользователя который попробует зафигачить тебе .</w:t>
+        <w:t xml:space="preserve">Сохранить результат в файл (чтобы избежать </w:t>
+      </w:r>
+      <w:proofErr w:type="gramStart"/>
+      <w:r>
+        <w:rPr>
+          <w:rFonts w:ascii="Arial" w:hAnsi="Arial" w:cs="Arial"/>
+          <w:color w:val="151F33"/>
+          <w:sz w:val="27"/>
+          <w:szCs w:val="27"/>
+        </w:rPr>
+        <w:t>плохого пользователя</w:t>
+      </w:r>
+      <w:proofErr w:type="gramEnd"/>
+      <w:r>
+        <w:rPr>
+          <w:rFonts w:ascii="Arial" w:hAnsi="Arial" w:cs="Arial"/>
+          <w:color w:val="151F33"/>
+          <w:sz w:val="27"/>
+          <w:szCs w:val="27"/>
+        </w:rPr>
+        <w:t xml:space="preserve"> который попробует зафигачить тебе .</w:t>
       </w:r>
       <w:proofErr w:type="spellStart"/>
       <w:r>
@@ -14274,6 +14966,7 @@
         </w:rPr>
       </w:pPr>
       <w:proofErr w:type="spellStart"/>
+      <w:proofErr w:type="gramStart"/>
       <w:r>
         <w:rPr>
           <w:rFonts w:ascii="Consolas" w:eastAsia="Times New Roman" w:hAnsi="Consolas" w:cs="Courier New"/>
@@ -14295,6 +14988,7 @@
         <w:t>Представляет</w:t>
       </w:r>
       <w:proofErr w:type="spellEnd"/>
+      <w:proofErr w:type="gramEnd"/>
       <w:r>
         <w:rPr>
           <w:rFonts w:ascii="Arial" w:eastAsia="Times New Roman" w:hAnsi="Arial" w:cs="Arial"/>
@@ -14398,7 +15092,19 @@
           <w:bdr w:val="none" w:sz="0" w:space="0" w:color="auto" w:frame="1"/>
           <w:lang w:val="en-US" w:eastAsia="ru-RU"/>
         </w:rPr>
-        <w:t xml:space="preserve"> java.io.</w:t>
+        <w:t xml:space="preserve"> </w:t>
+      </w:r>
+      <w:proofErr w:type="gramStart"/>
+      <w:r>
+        <w:rPr>
+          <w:rFonts w:ascii="Consolas" w:eastAsia="Times New Roman" w:hAnsi="Consolas" w:cs="Courier New"/>
+          <w:color w:val="000000"/>
+          <w:sz w:val="27"/>
+          <w:szCs w:val="27"/>
+          <w:bdr w:val="none" w:sz="0" w:space="0" w:color="auto" w:frame="1"/>
+          <w:lang w:val="en-US" w:eastAsia="ru-RU"/>
+        </w:rPr>
+        <w:t>java.io.</w:t>
       </w:r>
       <w:r>
         <w:rPr>
@@ -14413,6 +15119,7 @@
         </w:rPr>
         <w:t>IOException</w:t>
       </w:r>
+      <w:proofErr w:type="gramEnd"/>
       <w:r>
         <w:rPr>
           <w:rFonts w:ascii="Consolas" w:eastAsia="Times New Roman" w:hAnsi="Consolas" w:cs="Courier New"/>
@@ -14484,7 +15191,31 @@
           <w:bdr w:val="none" w:sz="0" w:space="0" w:color="auto" w:frame="1"/>
           <w:lang w:val="en-US" w:eastAsia="ru-RU"/>
         </w:rPr>
-        <w:t xml:space="preserve"> java.nio.file.</w:t>
+        <w:t xml:space="preserve"> </w:t>
+      </w:r>
+      <w:proofErr w:type="gramStart"/>
+      <w:r>
+        <w:rPr>
+          <w:rFonts w:ascii="Consolas" w:eastAsia="Times New Roman" w:hAnsi="Consolas" w:cs="Courier New"/>
+          <w:color w:val="000000"/>
+          <w:sz w:val="27"/>
+          <w:szCs w:val="27"/>
+          <w:bdr w:val="none" w:sz="0" w:space="0" w:color="auto" w:frame="1"/>
+          <w:lang w:val="en-US" w:eastAsia="ru-RU"/>
+        </w:rPr>
+        <w:t>java.nio.file</w:t>
+      </w:r>
+      <w:proofErr w:type="gramEnd"/>
+      <w:r>
+        <w:rPr>
+          <w:rFonts w:ascii="Consolas" w:eastAsia="Times New Roman" w:hAnsi="Consolas" w:cs="Courier New"/>
+          <w:color w:val="000000"/>
+          <w:sz w:val="27"/>
+          <w:szCs w:val="27"/>
+          <w:bdr w:val="none" w:sz="0" w:space="0" w:color="auto" w:frame="1"/>
+          <w:lang w:val="en-US" w:eastAsia="ru-RU"/>
+        </w:rPr>
+        <w:t>.</w:t>
       </w:r>
       <w:r>
         <w:rPr>
@@ -14570,7 +15301,31 @@
           <w:bdr w:val="none" w:sz="0" w:space="0" w:color="auto" w:frame="1"/>
           <w:lang w:val="en-US" w:eastAsia="ru-RU"/>
         </w:rPr>
-        <w:t xml:space="preserve"> java.nio.file.</w:t>
+        <w:t xml:space="preserve"> </w:t>
+      </w:r>
+      <w:proofErr w:type="gramStart"/>
+      <w:r>
+        <w:rPr>
+          <w:rFonts w:ascii="Consolas" w:eastAsia="Times New Roman" w:hAnsi="Consolas" w:cs="Courier New"/>
+          <w:color w:val="000000"/>
+          <w:sz w:val="27"/>
+          <w:szCs w:val="27"/>
+          <w:bdr w:val="none" w:sz="0" w:space="0" w:color="auto" w:frame="1"/>
+          <w:lang w:val="en-US" w:eastAsia="ru-RU"/>
+        </w:rPr>
+        <w:t>java.nio.file</w:t>
+      </w:r>
+      <w:proofErr w:type="gramEnd"/>
+      <w:r>
+        <w:rPr>
+          <w:rFonts w:ascii="Consolas" w:eastAsia="Times New Roman" w:hAnsi="Consolas" w:cs="Courier New"/>
+          <w:color w:val="000000"/>
+          <w:sz w:val="27"/>
+          <w:szCs w:val="27"/>
+          <w:bdr w:val="none" w:sz="0" w:space="0" w:color="auto" w:frame="1"/>
+          <w:lang w:val="en-US" w:eastAsia="ru-RU"/>
+        </w:rPr>
+        <w:t>.</w:t>
       </w:r>
       <w:r>
         <w:rPr>
@@ -14656,7 +15411,31 @@
           <w:bdr w:val="none" w:sz="0" w:space="0" w:color="auto" w:frame="1"/>
           <w:lang w:val="en-US" w:eastAsia="ru-RU"/>
         </w:rPr>
-        <w:t xml:space="preserve"> java.nio.file.</w:t>
+        <w:t xml:space="preserve"> </w:t>
+      </w:r>
+      <w:proofErr w:type="gramStart"/>
+      <w:r>
+        <w:rPr>
+          <w:rFonts w:ascii="Consolas" w:eastAsia="Times New Roman" w:hAnsi="Consolas" w:cs="Courier New"/>
+          <w:color w:val="000000"/>
+          <w:sz w:val="27"/>
+          <w:szCs w:val="27"/>
+          <w:bdr w:val="none" w:sz="0" w:space="0" w:color="auto" w:frame="1"/>
+          <w:lang w:val="en-US" w:eastAsia="ru-RU"/>
+        </w:rPr>
+        <w:t>java.nio.file</w:t>
+      </w:r>
+      <w:proofErr w:type="gramEnd"/>
+      <w:r>
+        <w:rPr>
+          <w:rFonts w:ascii="Consolas" w:eastAsia="Times New Roman" w:hAnsi="Consolas" w:cs="Courier New"/>
+          <w:color w:val="000000"/>
+          <w:sz w:val="27"/>
+          <w:szCs w:val="27"/>
+          <w:bdr w:val="none" w:sz="0" w:space="0" w:color="auto" w:frame="1"/>
+          <w:lang w:val="en-US" w:eastAsia="ru-RU"/>
+        </w:rPr>
+        <w:t>.</w:t>
       </w:r>
       <w:r>
         <w:rPr>
@@ -14742,7 +15521,31 @@
           <w:bdr w:val="none" w:sz="0" w:space="0" w:color="auto" w:frame="1"/>
           <w:lang w:val="en-US" w:eastAsia="ru-RU"/>
         </w:rPr>
-        <w:t xml:space="preserve"> java.nio.charset.</w:t>
+        <w:t xml:space="preserve"> </w:t>
+      </w:r>
+      <w:proofErr w:type="gramStart"/>
+      <w:r>
+        <w:rPr>
+          <w:rFonts w:ascii="Consolas" w:eastAsia="Times New Roman" w:hAnsi="Consolas" w:cs="Courier New"/>
+          <w:color w:val="000000"/>
+          <w:sz w:val="27"/>
+          <w:szCs w:val="27"/>
+          <w:bdr w:val="none" w:sz="0" w:space="0" w:color="auto" w:frame="1"/>
+          <w:lang w:val="en-US" w:eastAsia="ru-RU"/>
+        </w:rPr>
+        <w:t>java.nio.charset</w:t>
+      </w:r>
+      <w:proofErr w:type="gramEnd"/>
+      <w:r>
+        <w:rPr>
+          <w:rFonts w:ascii="Consolas" w:eastAsia="Times New Roman" w:hAnsi="Consolas" w:cs="Courier New"/>
+          <w:color w:val="000000"/>
+          <w:sz w:val="27"/>
+          <w:szCs w:val="27"/>
+          <w:bdr w:val="none" w:sz="0" w:space="0" w:color="auto" w:frame="1"/>
+          <w:lang w:val="en-US" w:eastAsia="ru-RU"/>
+        </w:rPr>
+        <w:t>.</w:t>
       </w:r>
       <w:r>
         <w:rPr>
@@ -15075,6 +15878,7 @@
         </w:rPr>
         <w:t xml:space="preserve"> </w:t>
       </w:r>
+      <w:proofErr w:type="gramStart"/>
       <w:r>
         <w:rPr>
           <w:rFonts w:ascii="Consolas" w:eastAsia="Times New Roman" w:hAnsi="Consolas" w:cs="Courier New"/>
@@ -15097,6 +15901,7 @@
         </w:rPr>
         <w:t>(</w:t>
       </w:r>
+      <w:proofErr w:type="gramEnd"/>
       <w:r>
         <w:rPr>
           <w:rFonts w:ascii="Consolas" w:eastAsia="Times New Roman" w:hAnsi="Consolas" w:cs="Courier New"/>
@@ -15337,6 +16142,7 @@
         </w:rPr>
         <w:t xml:space="preserve">    </w:t>
       </w:r>
+      <w:proofErr w:type="gramStart"/>
       <w:r>
         <w:rPr>
           <w:rFonts w:ascii="Consolas" w:eastAsia="Times New Roman" w:hAnsi="Consolas" w:cs="Courier New"/>
@@ -15359,7 +16165,19 @@
           <w:bdr w:val="none" w:sz="0" w:space="0" w:color="auto" w:frame="1"/>
           <w:lang w:val="en-US" w:eastAsia="ru-RU"/>
         </w:rPr>
-        <w:t xml:space="preserve">[] bytes = </w:t>
+        <w:t>[</w:t>
+      </w:r>
+      <w:proofErr w:type="gramEnd"/>
+      <w:r>
+        <w:rPr>
+          <w:rFonts w:ascii="Consolas" w:eastAsia="Times New Roman" w:hAnsi="Consolas" w:cs="Courier New"/>
+          <w:color w:val="000000"/>
+          <w:sz w:val="27"/>
+          <w:szCs w:val="27"/>
+          <w:bdr w:val="none" w:sz="0" w:space="0" w:color="auto" w:frame="1"/>
+          <w:lang w:val="en-US" w:eastAsia="ru-RU"/>
+        </w:rPr>
+        <w:t xml:space="preserve">] bytes = </w:t>
       </w:r>
       <w:r>
         <w:rPr>
@@ -15504,6 +16322,7 @@
         </w:rPr>
         <w:t xml:space="preserve"> </w:t>
       </w:r>
+      <w:proofErr w:type="gramStart"/>
       <w:r>
         <w:rPr>
           <w:rFonts w:ascii="Consolas" w:eastAsia="Times New Roman" w:hAnsi="Consolas" w:cs="Courier New"/>
@@ -15526,7 +16345,19 @@
           <w:bdr w:val="none" w:sz="0" w:space="0" w:color="auto" w:frame="1"/>
           <w:lang w:val="en-US" w:eastAsia="ru-RU"/>
         </w:rPr>
-        <w:t xml:space="preserve">(bytes, </w:t>
+        <w:t>(</w:t>
+      </w:r>
+      <w:proofErr w:type="gramEnd"/>
+      <w:r>
+        <w:rPr>
+          <w:rFonts w:ascii="Consolas" w:eastAsia="Times New Roman" w:hAnsi="Consolas" w:cs="Courier New"/>
+          <w:color w:val="000000"/>
+          <w:sz w:val="27"/>
+          <w:szCs w:val="27"/>
+          <w:bdr w:val="none" w:sz="0" w:space="0" w:color="auto" w:frame="1"/>
+          <w:lang w:val="en-US" w:eastAsia="ru-RU"/>
+        </w:rPr>
+        <w:t xml:space="preserve">bytes, </w:t>
       </w:r>
       <w:r>
         <w:rPr>
@@ -16296,60 +17127,10 @@
           <w:szCs w:val="35"/>
           <w:lang w:eastAsia="ru-RU"/>
         </w:rPr>
-        <w:t xml:space="preserve"> Force)</w:t>
-      </w:r>
-    </w:p>
-    <w:p>
-      <w:pPr>
-        <w:shd w:val="clear" w:color="auto" w:fill="FFFFFF"/>
-        <w:spacing w:before="270" w:after="270" w:line="240" w:lineRule="auto"/>
-        <w:rPr>
-          <w:rFonts w:ascii="Arial" w:eastAsia="Times New Roman" w:hAnsi="Arial" w:cs="Arial"/>
-          <w:color w:val="151F33"/>
-          <w:sz w:val="27"/>
-          <w:szCs w:val="27"/>
-          <w:lang w:eastAsia="ru-RU"/>
-        </w:rPr>
-      </w:pPr>
-      <w:r>
-        <w:rPr>
-          <w:rFonts w:ascii="Arial" w:eastAsia="Times New Roman" w:hAnsi="Arial" w:cs="Arial"/>
-          <w:color w:val="151F33"/>
-          <w:sz w:val="27"/>
-          <w:szCs w:val="27"/>
-          <w:lang w:eastAsia="ru-RU"/>
-        </w:rPr>
-        <w:t>Ты можешь использовать код который написал для расшифровки при известном ключе, подставляя все возможные значения ключа.</w:t>
-      </w:r>
-    </w:p>
-    <w:p>
-      <w:pPr>
-        <w:shd w:val="clear" w:color="auto" w:fill="FFFFFF"/>
-        <w:spacing w:before="270" w:after="270" w:line="240" w:lineRule="auto"/>
-        <w:rPr>
-          <w:rFonts w:ascii="Arial" w:eastAsia="Times New Roman" w:hAnsi="Arial" w:cs="Arial"/>
-          <w:color w:val="151F33"/>
-          <w:sz w:val="27"/>
-          <w:szCs w:val="27"/>
-          <w:lang w:eastAsia="ru-RU"/>
-        </w:rPr>
-      </w:pPr>
-      <w:r>
-        <w:rPr>
-          <w:rFonts w:ascii="Arial" w:eastAsia="Times New Roman" w:hAnsi="Arial" w:cs="Arial"/>
-          <w:color w:val="151F33"/>
-          <w:sz w:val="27"/>
-          <w:szCs w:val="27"/>
-          <w:lang w:eastAsia="ru-RU"/>
-        </w:rPr>
-        <w:t>Но как понять получилось ли расшифровать? Используй пример текста (репрезентативный текст автора или в том же стиле). Можно составить словарь слов и составить метрику основанную на том, сколько слов совпало и какой они длины; или иную метрику которая изучает длину слов и предложений, или посмотреть какие буквы чаще всего предшествуют каким буквам или словарь наиболее частых начал слова (3 буквы), можно вообще не использовать никаких репрезентативных файлов и проверить правильность пунктуации и пробелов; Вариант с наилучшими результатами сохрани в файл вывода.</w:t>
-      </w:r>
-    </w:p>
-    <w:p>
-      <w:pPr>
-        <w:shd w:val="clear" w:color="auto" w:fill="FFFFFF"/>
-        <w:spacing w:before="360" w:after="180" w:line="240" w:lineRule="auto"/>
-        <w:outlineLvl w:val="1"/>
+        <w:t xml:space="preserve"> </w:t>
+      </w:r>
+      <w:proofErr w:type="spellStart"/>
+      <w:r>
         <w:rPr>
           <w:rFonts w:ascii="Arial" w:eastAsia="Times New Roman" w:hAnsi="Arial" w:cs="Arial"/>
           <w:b/>
@@ -16359,7 +17140,9 @@
           <w:szCs w:val="35"/>
           <w:lang w:eastAsia="ru-RU"/>
         </w:rPr>
-      </w:pPr>
+        <w:t>Force</w:t>
+      </w:r>
+      <w:proofErr w:type="spellEnd"/>
       <w:r>
         <w:rPr>
           <w:rFonts w:ascii="Arial" w:eastAsia="Times New Roman" w:hAnsi="Arial" w:cs="Arial"/>
@@ -16370,6 +17153,124 @@
           <w:szCs w:val="35"/>
           <w:lang w:eastAsia="ru-RU"/>
         </w:rPr>
+        <w:t>)</w:t>
+      </w:r>
+    </w:p>
+    <w:p>
+      <w:pPr>
+        <w:shd w:val="clear" w:color="auto" w:fill="FFFFFF"/>
+        <w:spacing w:before="270" w:after="270" w:line="240" w:lineRule="auto"/>
+        <w:rPr>
+          <w:rFonts w:ascii="Arial" w:eastAsia="Times New Roman" w:hAnsi="Arial" w:cs="Arial"/>
+          <w:color w:val="151F33"/>
+          <w:sz w:val="27"/>
+          <w:szCs w:val="27"/>
+          <w:lang w:eastAsia="ru-RU"/>
+        </w:rPr>
+      </w:pPr>
+      <w:r>
+        <w:rPr>
+          <w:rFonts w:ascii="Arial" w:eastAsia="Times New Roman" w:hAnsi="Arial" w:cs="Arial"/>
+          <w:color w:val="151F33"/>
+          <w:sz w:val="27"/>
+          <w:szCs w:val="27"/>
+          <w:lang w:eastAsia="ru-RU"/>
+        </w:rPr>
+        <w:t xml:space="preserve">Ты можешь использовать </w:t>
+      </w:r>
+      <w:proofErr w:type="gramStart"/>
+      <w:r>
+        <w:rPr>
+          <w:rFonts w:ascii="Arial" w:eastAsia="Times New Roman" w:hAnsi="Arial" w:cs="Arial"/>
+          <w:color w:val="151F33"/>
+          <w:sz w:val="27"/>
+          <w:szCs w:val="27"/>
+          <w:lang w:eastAsia="ru-RU"/>
+        </w:rPr>
+        <w:t>код</w:t>
+      </w:r>
+      <w:proofErr w:type="gramEnd"/>
+      <w:r>
+        <w:rPr>
+          <w:rFonts w:ascii="Arial" w:eastAsia="Times New Roman" w:hAnsi="Arial" w:cs="Arial"/>
+          <w:color w:val="151F33"/>
+          <w:sz w:val="27"/>
+          <w:szCs w:val="27"/>
+          <w:lang w:eastAsia="ru-RU"/>
+        </w:rPr>
+        <w:t xml:space="preserve"> который написал для расшифровки при известном ключе, подставляя все возможные значения ключа.</w:t>
+      </w:r>
+    </w:p>
+    <w:p>
+      <w:pPr>
+        <w:shd w:val="clear" w:color="auto" w:fill="FFFFFF"/>
+        <w:spacing w:before="270" w:after="270" w:line="240" w:lineRule="auto"/>
+        <w:rPr>
+          <w:rFonts w:ascii="Arial" w:eastAsia="Times New Roman" w:hAnsi="Arial" w:cs="Arial"/>
+          <w:color w:val="151F33"/>
+          <w:sz w:val="27"/>
+          <w:szCs w:val="27"/>
+          <w:lang w:eastAsia="ru-RU"/>
+        </w:rPr>
+      </w:pPr>
+      <w:r>
+        <w:rPr>
+          <w:rFonts w:ascii="Arial" w:eastAsia="Times New Roman" w:hAnsi="Arial" w:cs="Arial"/>
+          <w:color w:val="151F33"/>
+          <w:sz w:val="27"/>
+          <w:szCs w:val="27"/>
+          <w:lang w:eastAsia="ru-RU"/>
+        </w:rPr>
+        <w:t xml:space="preserve">Но как понять получилось ли расшифровать? Используй пример текста (репрезентативный текст автора или в том же стиле). Можно составить словарь слов и составить </w:t>
+      </w:r>
+      <w:proofErr w:type="gramStart"/>
+      <w:r>
+        <w:rPr>
+          <w:rFonts w:ascii="Arial" w:eastAsia="Times New Roman" w:hAnsi="Arial" w:cs="Arial"/>
+          <w:color w:val="151F33"/>
+          <w:sz w:val="27"/>
+          <w:szCs w:val="27"/>
+          <w:lang w:eastAsia="ru-RU"/>
+        </w:rPr>
+        <w:t>метрику</w:t>
+      </w:r>
+      <w:proofErr w:type="gramEnd"/>
+      <w:r>
+        <w:rPr>
+          <w:rFonts w:ascii="Arial" w:eastAsia="Times New Roman" w:hAnsi="Arial" w:cs="Arial"/>
+          <w:color w:val="151F33"/>
+          <w:sz w:val="27"/>
+          <w:szCs w:val="27"/>
+          <w:lang w:eastAsia="ru-RU"/>
+        </w:rPr>
+        <w:t xml:space="preserve"> основанную на том, сколько слов совпало и какой они длины; или иную метрику которая изучает длину слов и предложений, или посмотреть какие буквы чаще всего предшествуют каким буквам или словарь наиболее частых начал слова (3 буквы), можно вообще не использовать никаких репрезентативных файлов и проверить правильность пунктуации и пробелов; Вариант с наилучшими результатами сохрани в файл вывода.</w:t>
+      </w:r>
+    </w:p>
+    <w:p>
+      <w:pPr>
+        <w:shd w:val="clear" w:color="auto" w:fill="FFFFFF"/>
+        <w:spacing w:before="360" w:after="180" w:line="240" w:lineRule="auto"/>
+        <w:outlineLvl w:val="1"/>
+        <w:rPr>
+          <w:rFonts w:ascii="Arial" w:eastAsia="Times New Roman" w:hAnsi="Arial" w:cs="Arial"/>
+          <w:b/>
+          <w:bCs/>
+          <w:color w:val="151F33"/>
+          <w:sz w:val="35"/>
+          <w:szCs w:val="35"/>
+          <w:lang w:eastAsia="ru-RU"/>
+        </w:rPr>
+      </w:pPr>
+      <w:r>
+        <w:rPr>
+          <w:rFonts w:ascii="Arial" w:eastAsia="Times New Roman" w:hAnsi="Arial" w:cs="Arial"/>
+          <w:b/>
+          <w:bCs/>
+          <w:color w:val="151F33"/>
+          <w:sz w:val="35"/>
+          <w:szCs w:val="35"/>
+          <w:lang w:eastAsia="ru-RU"/>
+        </w:rPr>
         <w:t>Взлом (Статистический анализ)</w:t>
       </w:r>
     </w:p>
@@ -16452,7 +17353,29 @@
           <w:szCs w:val="27"/>
           <w:lang w:eastAsia="ru-RU"/>
         </w:rPr>
-        <w:t>Далее составь такую же статистику для зашифрованного текста. Учти, просто считать символы не достаточно так как тексты могут быть разной длины!</w:t>
+        <w:t xml:space="preserve">Далее составь такую же статистику для зашифрованного текста. Учти, просто считать символы </w:t>
+      </w:r>
+      <w:proofErr w:type="gramStart"/>
+      <w:r>
+        <w:rPr>
+          <w:rFonts w:ascii="Arial" w:eastAsia="Times New Roman" w:hAnsi="Arial" w:cs="Arial"/>
+          <w:color w:val="151F33"/>
+          <w:sz w:val="27"/>
+          <w:szCs w:val="27"/>
+          <w:lang w:eastAsia="ru-RU"/>
+        </w:rPr>
+        <w:t>не достаточно</w:t>
+      </w:r>
+      <w:proofErr w:type="gramEnd"/>
+      <w:r>
+        <w:rPr>
+          <w:rFonts w:ascii="Arial" w:eastAsia="Times New Roman" w:hAnsi="Arial" w:cs="Arial"/>
+          <w:color w:val="151F33"/>
+          <w:sz w:val="27"/>
+          <w:szCs w:val="27"/>
+          <w:lang w:eastAsia="ru-RU"/>
+        </w:rPr>
+        <w:t xml:space="preserve"> так как тексты могут быть разной длины!</w:t>
       </w:r>
     </w:p>
     <w:p>
@@ -16475,7 +17398,29 @@
           <w:szCs w:val="27"/>
           <w:lang w:eastAsia="ru-RU"/>
         </w:rPr>
-        <w:t>Далее посчитай отклонение для каждого возможного сдвига зашифрованной статистики относительно репрезентативной (можно для этого использовать сумму квадратов отклонения или дот-произведение векторов). Найди сдвиг, дающий минимальное отклонение и расшифруйте используя этот сдвиг.</w:t>
+        <w:t xml:space="preserve">Далее посчитай отклонение для каждого возможного сдвига зашифрованной статистики относительно репрезентативной (можно для этого использовать сумму квадратов отклонения или дот-произведение векторов). Найди сдвиг, дающий минимальное отклонение и </w:t>
+      </w:r>
+      <w:proofErr w:type="gramStart"/>
+      <w:r>
+        <w:rPr>
+          <w:rFonts w:ascii="Arial" w:eastAsia="Times New Roman" w:hAnsi="Arial" w:cs="Arial"/>
+          <w:color w:val="151F33"/>
+          <w:sz w:val="27"/>
+          <w:szCs w:val="27"/>
+          <w:lang w:eastAsia="ru-RU"/>
+        </w:rPr>
+        <w:t>расшифруйте</w:t>
+      </w:r>
+      <w:proofErr w:type="gramEnd"/>
+      <w:r>
+        <w:rPr>
+          <w:rFonts w:ascii="Arial" w:eastAsia="Times New Roman" w:hAnsi="Arial" w:cs="Arial"/>
+          <w:color w:val="151F33"/>
+          <w:sz w:val="27"/>
+          <w:szCs w:val="27"/>
+          <w:lang w:eastAsia="ru-RU"/>
+        </w:rPr>
+        <w:t xml:space="preserve"> используя этот сдвиг.</w:t>
       </w:r>
     </w:p>
     <w:p>
@@ -16516,7 +17461,7 @@
 </file>
 
 <file path=word/numbering.xml><?xml version="1.0" encoding="utf-8"?>
-<w:numbering xmlns:wpc="http://schemas.microsoft.com/office/word/2010/wordprocessingCanvas" xmlns:cx="http://schemas.microsoft.com/office/drawing/2014/chartex" xmlns:cx1="http://schemas.microsoft.com/office/drawing/2015/9/8/chartex" xmlns:cx2="http://schemas.microsoft.com/office/drawing/2015/10/21/chartex" xmlns:cx3="http://schemas.microsoft.com/office/drawing/2016/5/9/chartex" xmlns:cx4="http://schemas.microsoft.com/office/drawing/2016/5/10/chartex" xmlns:cx5="http://schemas.microsoft.com/office/drawing/2016/5/11/chartex" xmlns:cx6="http://schemas.microsoft.com/office/drawing/2016/5/12/chartex" xmlns:cx7="http://schemas.microsoft.com/office/drawing/2016/5/13/chartex" xmlns:cx8="http://schemas.microsoft.com/office/drawing/2016/5/14/chartex" xmlns:mc="http://schemas.openxmlformats.org/markup-compatibility/2006" xmlns:aink="http://schemas.microsoft.com/office/drawing/2016/ink" xmlns:am3d="http://schemas.microsoft.com/office/drawing/2017/model3d" xmlns:o="urn:schemas-microsoft-com:office:office" xmlns:r="http://schemas.openxmlformats.org/officeDocument/2006/relationships" xmlns:m="http://schemas.openxmlformats.org/officeDocument/2006/math" xmlns:v="urn:schemas-microsoft-com:vml" xmlns:wp14="http://schemas.microsoft.com/office/word/2010/wordprocessingDrawing" xmlns:wp="http://schemas.openxmlformats.org/drawingml/2006/wordprocessingDrawing" xmlns:w10="urn:schemas-microsoft-com:office:word" xmlns:w="http://schemas.openxmlformats.org/wordprocessingml/2006/main" xmlns:w14="http://schemas.microsoft.com/office/word/2010/wordml" xmlns:w15="http://schemas.microsoft.com/office/word/2012/wordml" xmlns:w16cex="http://schemas.microsoft.com/office/word/2018/wordml/cex" xmlns:w16cid="http://schemas.microsoft.com/office/word/2016/wordml/cid" xmlns:w16="http://schemas.microsoft.com/office/word/2018/wordml" xmlns:w16sdtdh="http://schemas.microsoft.com/office/word/2020/wordml/sdtdatahash" xmlns:w16se="http://schemas.microsoft.com/office/word/2015/wordml/symex" xmlns:wpg="http://schemas.microsoft.com/office/word/2010/wordprocessingGroup" xmlns:wpi="http://schemas.microsoft.com/office/word/2010/wordprocessingInk" xmlns:wne="http://schemas.microsoft.com/office/word/2006/wordml" xmlns:wps="http://schemas.microsoft.com/office/word/2010/wordprocessingShape" mc:Ignorable="w14 w15 w16se w16cid w16 w16cex w16sdtdh wp14">
+<w:numbering xmlns:wpc="http://schemas.microsoft.com/office/word/2010/wordprocessingCanvas" xmlns:cx="http://schemas.microsoft.com/office/drawing/2014/chartex" xmlns:mc="http://schemas.openxmlformats.org/markup-compatibility/2006" xmlns:o="urn:schemas-microsoft-com:office:office" xmlns:r="http://schemas.openxmlformats.org/officeDocument/2006/relationships" xmlns:m="http://schemas.openxmlformats.org/officeDocument/2006/math" xmlns:v="urn:schemas-microsoft-com:vml" xmlns:wp14="http://schemas.microsoft.com/office/word/2010/wordprocessingDrawing" xmlns:wp="http://schemas.openxmlformats.org/drawingml/2006/wordprocessingDrawing" xmlns:w10="urn:schemas-microsoft-com:office:word" xmlns:w="http://schemas.openxmlformats.org/wordprocessingml/2006/main" xmlns:w14="http://schemas.microsoft.com/office/word/2010/wordml" xmlns:w15="http://schemas.microsoft.com/office/word/2012/wordml" xmlns:w16se="http://schemas.microsoft.com/office/word/2015/wordml/symex" xmlns:wpg="http://schemas.microsoft.com/office/word/2010/wordprocessingGroup" xmlns:wpi="http://schemas.microsoft.com/office/word/2010/wordprocessingInk" xmlns:wne="http://schemas.microsoft.com/office/word/2006/wordml" xmlns:wps="http://schemas.microsoft.com/office/word/2010/wordprocessingShape" mc:Ignorable="w14 w15 w16se wp14">
   <w:abstractNum w:abstractNumId="0" w15:restartNumberingAfterBreak="0">
     <w:nsid w:val="101769A2"/>
     <w:multiLevelType w:val="multilevel"/>
@@ -17433,7 +18378,7 @@
 </file>
 
 <file path=word/styles.xml><?xml version="1.0" encoding="utf-8"?>
-<w:styles xmlns:mc="http://schemas.openxmlformats.org/markup-compatibility/2006" xmlns:r="http://schemas.openxmlformats.org/officeDocument/2006/relationships" xmlns:w="http://schemas.openxmlformats.org/wordprocessingml/2006/main" xmlns:w14="http://schemas.microsoft.com/office/word/2010/wordml" xmlns:w15="http://schemas.microsoft.com/office/word/2012/wordml" xmlns:w16cex="http://schemas.microsoft.com/office/word/2018/wordml/cex" xmlns:w16cid="http://schemas.microsoft.com/office/word/2016/wordml/cid" xmlns:w16="http://schemas.microsoft.com/office/word/2018/wordml" xmlns:w16sdtdh="http://schemas.microsoft.com/office/word/2020/wordml/sdtdatahash" xmlns:w16se="http://schemas.microsoft.com/office/word/2015/wordml/symex" mc:Ignorable="w14 w15 w16se w16cid w16 w16cex w16sdtdh">
+<w:styles xmlns:mc="http://schemas.openxmlformats.org/markup-compatibility/2006" xmlns:r="http://schemas.openxmlformats.org/officeDocument/2006/relationships" xmlns:w="http://schemas.openxmlformats.org/wordprocessingml/2006/main" xmlns:w14="http://schemas.microsoft.com/office/word/2010/wordml" xmlns:w15="http://schemas.microsoft.com/office/word/2012/wordml" xmlns:w16se="http://schemas.microsoft.com/office/word/2015/wordml/symex" mc:Ignorable="w14 w15 w16se">
   <w:docDefaults>
     <w:rPrDefault>
       <w:rPr>
@@ -17449,7 +18394,7 @@
       </w:pPr>
     </w:pPrDefault>
   </w:docDefaults>
-  <w:latentStyles w:defLockedState="0" w:defUIPriority="99" w:defSemiHidden="0" w:defUnhideWhenUsed="0" w:defQFormat="0" w:count="376">
+  <w:latentStyles w:defLockedState="0" w:defUIPriority="99" w:defSemiHidden="0" w:defUnhideWhenUsed="0" w:defQFormat="0" w:count="371">
     <w:lsdException w:name="Normal" w:uiPriority="0" w:qFormat="1"/>
     <w:lsdException w:name="heading 1" w:uiPriority="9" w:qFormat="1"/>
     <w:lsdException w:name="heading 2" w:semiHidden="1" w:uiPriority="9" w:unhideWhenUsed="1" w:qFormat="1"/>
@@ -17821,11 +18766,6 @@
     <w:lsdException w:name="List Table 5 Dark Accent 6" w:uiPriority="50"/>
     <w:lsdException w:name="List Table 6 Colorful Accent 6" w:uiPriority="51"/>
     <w:lsdException w:name="List Table 7 Colorful Accent 6" w:uiPriority="52"/>
-    <w:lsdException w:name="Mention" w:semiHidden="1" w:unhideWhenUsed="1"/>
-    <w:lsdException w:name="Smart Hyperlink" w:semiHidden="1" w:unhideWhenUsed="1"/>
-    <w:lsdException w:name="Hashtag" w:semiHidden="1" w:unhideWhenUsed="1"/>
-    <w:lsdException w:name="Unresolved Mention" w:semiHidden="1" w:unhideWhenUsed="1"/>
-    <w:lsdException w:name="Smart Link" w:semiHidden="1" w:unhideWhenUsed="1"/>
   </w:latentStyles>
   <w:style w:type="paragraph" w:default="1" w:styleId="a">
     <w:name w:val="Normal"/>
